--- a/고발장_최종_서명부정합.docx
+++ b/고발장_최종_서명부정합.docx
@@ -1530,7 +1530,7 @@
           <w:sz w:val="22"/>
           <w:szCs w:val="22"/>
         </w:rPr>
-        <w:t xml:space="preserve">고발인과 서명에 동참한 주민들은 위원회나 이장들에게 주민을 대표할 권한을 준 사실이 없습니다(증 제15호증). 고발인은 이 입장을 전제로 위 각 죄를 다음과 같이 구성하였습니다(자세한 내용은 제2. 3항).</w:t>
+        <w:t xml:space="preserve">고발인과 서명에 동참한 주민들은 위원회나 이장들에게 주민을 대표할 권한을 준 사실이 없습니다(증 제15호증). 고발인은 이 입장을 전제로 위 각 죄를 다음과 같이 구성하였습니다(자세한 내용은 제2. 3항·4항).</w:t>
       </w:r>
     </w:p>
     <w:p>
@@ -1596,7 +1596,25 @@
           <w:sz w:val="22"/>
           <w:szCs w:val="22"/>
         </w:rPr>
-        <w:t xml:space="preserve">은 1억 원이 "반대 의견 없음" 등 협조의 대가였는지의 문제입니다. 주민들의 위임이 없더라도 이장의 직무, 위원회의 사실상 사무 처리에서 신임관계가 생길 수 있으므로 함께 수사를 요청합니다.</w:t>
+        <w:t xml:space="preserve">은 1억 원이 "반대 의견 없음" 등 협조의 대가였는지의 문제입니다. 특히 2022. 7. 22. 합의문과 2023. 1. 17. 순정축협 운영계획은 시설 확장·증축 시 </w:t>
+      </w:r>
+      <w:r>
+        <w:rPr>
+          <w:rFonts w:ascii="바탕" w:cs="바탕" w:eastAsia="바탕" w:hAnsi="바탕"/>
+          <w:b/>
+          <w:bCs/>
+          <w:sz w:val="22"/>
+          <w:szCs w:val="22"/>
+        </w:rPr>
+        <w:t xml:space="preserve">5개부락 협의체 대표인 환경개선위원장과 합의·협의</w:t>
+      </w:r>
+      <w:r>
+        <w:rPr>
+          <w:rFonts w:ascii="바탕" w:cs="바탕" w:eastAsia="바탕" w:hAnsi="바탕"/>
+          <w:sz w:val="22"/>
+          <w:szCs w:val="22"/>
+        </w:rPr>
+        <w:t xml:space="preserve">하도록 정하였습니다. 순정축협의 퇴비사 신축은 바로 이 협의 대상이었고, 그 협의 대신 "반대 의견 없음" 의견서가 제출되었습니다(제2. 3항). 주민들의 위임이 없더라도 이러한 문서상 협의 사무, 이장의 직무, 위원회의 사실상 사무 처리에서 신임관계가 생길 수 있으므로 함께 수사를 요청합니다.</w:t>
       </w:r>
     </w:p>
     <w:p>
@@ -2105,7 +2123,25 @@
                 <w:sz w:val="20"/>
                 <w:szCs w:val="20"/>
               </w:rPr>
-              <w:t xml:space="preserve">위원회와 5개 마을 이장단, 호남바이오에 밀폐화 등 개선을 요구. 불수용 시 민원·탄원·</w:t>
+              <w:t xml:space="preserve">위원회와 5개 마을 이장단, 호남바이오에 밀폐화 등 개선을 요구. </w:t>
+            </w:r>
+            <w:r>
+              <w:rPr>
+                <w:rFonts w:ascii="바탕" w:cs="바탕" w:eastAsia="바탕" w:hAnsi="바탕"/>
+                <w:b/>
+                <w:bCs/>
+                <w:sz w:val="20"/>
+                <w:szCs w:val="20"/>
+              </w:rPr>
+              <w:t xml:space="preserve">"시설을 확장할 경우 반드시 5개부락 협의체 대표인 환경개선위원장과 합의하여 확장"</w:t>
+            </w:r>
+            <w:r>
+              <w:rPr>
+                <w:rFonts w:ascii="바탕" w:cs="바탕" w:eastAsia="바탕" w:hAnsi="바탕"/>
+                <w:sz w:val="20"/>
+                <w:szCs w:val="20"/>
+              </w:rPr>
+              <w:t xml:space="preserve"> 조건 제시. 불수용 시 민원·탄원·</w:t>
             </w:r>
             <w:r>
               <w:rPr>
@@ -2261,7 +2297,25 @@
                 <w:sz w:val="20"/>
                 <w:szCs w:val="20"/>
               </w:rPr>
-              <w:t xml:space="preserve">순정축협, 밀폐형 축분보관창고 990㎡ 설치 등 운영계획과 함께 </w:t>
+              <w:t xml:space="preserve">순정축협, 밀폐형 축분보관창고 990㎡ 설치와 </w:t>
+            </w:r>
+            <w:r>
+              <w:rPr>
+                <w:rFonts w:ascii="바탕" w:cs="바탕" w:eastAsia="바탕" w:hAnsi="바탕"/>
+                <w:b/>
+                <w:bCs/>
+                <w:sz w:val="20"/>
+                <w:szCs w:val="20"/>
+              </w:rPr>
+              <w:t xml:space="preserve">"증축으로 인한 제반사항은 5개부락 협의체 환경개선 위원장과 협의하여 진행"</w:t>
+            </w:r>
+            <w:r>
+              <w:rPr>
+                <w:rFonts w:ascii="바탕" w:cs="바탕" w:eastAsia="바탕" w:hAnsi="바탕"/>
+                <w:sz w:val="20"/>
+                <w:szCs w:val="20"/>
+              </w:rPr>
+              <w:t xml:space="preserve">한다는 운영계획과 함께 </w:t>
             </w:r>
             <w:r>
               <w:rPr>
@@ -2540,7 +2594,7 @@
                 <w:sz w:val="20"/>
                 <w:szCs w:val="20"/>
               </w:rPr>
-              <w:t xml:space="preserve">(증 제16호증)</w:t>
+              <w:t xml:space="preserve">. 1. 17. 약속한 보관창고(990㎡)와 사실상 같은 규모(증 제16호증)</w:t>
             </w:r>
           </w:p>
         </w:tc>
@@ -3043,7 +3097,1187 @@
           <w:sz w:val="23"/>
           <w:szCs w:val="23"/>
         </w:rPr>
-        <w:t xml:space="preserve">3. 주민들의 입장과 이 고발의 법적 구조</w:t>
+        <w:t xml:space="preserve">3. "시설 확장 시 협의" 약속과 "반대 의견 없음" 의견서의 관계</w:t>
+      </w:r>
+    </w:p>
+    <w:p>
+      <w:pPr>
+        <w:keepNext/>
+        <w:spacing w:after="80" w:before="120"/>
+        <w:ind w:left="220"/>
+      </w:pPr>
+      <w:r>
+        <w:rPr>
+          <w:rFonts w:ascii="바탕" w:cs="바탕" w:eastAsia="바탕" w:hAnsi="바탕"/>
+          <w:b/>
+          <w:bCs/>
+          <w:sz w:val="22"/>
+          <w:szCs w:val="22"/>
+        </w:rPr>
+        <w:t xml:space="preserve">가. 문서에 나타난 협의 약속</w:t>
+      </w:r>
+    </w:p>
+    <w:p>
+      <w:pPr>
+        <w:spacing w:after="100" w:before="0" w:line="340"/>
+        <w:ind w:firstLine="220"/>
+        <w:jc w:val="both"/>
+      </w:pPr>
+      <w:r>
+        <w:rPr>
+          <w:rFonts w:ascii="바탕" w:cs="바탕" w:eastAsia="바탕" w:hAnsi="바탕"/>
+          <w:sz w:val="22"/>
+          <w:szCs w:val="22"/>
+        </w:rPr>
+        <w:t xml:space="preserve">위원회와 순정축협은 시설 확장·증축에 관하여 다음과 같이 반드시 위원장과 합의·협의하기로 정하였습니다.</w:t>
+      </w:r>
+    </w:p>
+    <w:tbl>
+      <w:tblPr>
+        <w:tblW w:type="dxa" w:w="9638"/>
+        <w:tblBorders>
+          <w:top w:val="single" w:color="auto" w:sz="4"/>
+          <w:left w:val="single" w:color="auto" w:sz="4"/>
+          <w:bottom w:val="single" w:color="auto" w:sz="4"/>
+          <w:right w:val="single" w:color="auto" w:sz="4"/>
+          <w:insideH w:val="single" w:color="auto" w:sz="4"/>
+          <w:insideV w:val="single" w:color="auto" w:sz="4"/>
+        </w:tblBorders>
+      </w:tblPr>
+      <w:tblGrid>
+        <w:gridCol w:w="2300"/>
+        <w:gridCol w:w="7338"/>
+      </w:tblGrid>
+      <w:tr>
+        <w:trPr>
+          <w:cantSplit/>
+        </w:trPr>
+        <w:tc>
+          <w:tcPr>
+            <w:tcW w:type="dxa" w:w="2300"/>
+            <w:tcBorders>
+              <w:top w:val="single" w:color="000000" w:sz="6"/>
+              <w:left w:val="single" w:color="000000" w:sz="6"/>
+              <w:bottom w:val="single" w:color="000000" w:sz="6"/>
+              <w:right w:val="single" w:color="000000" w:sz="6"/>
+            </w:tcBorders>
+            <w:shd w:fill="E7E6E6" w:color="auto" w:val="clear"/>
+            <w:tcMar>
+              <w:top w:type="dxa" w:w="70"/>
+              <w:left w:type="dxa" w:w="120"/>
+              <w:bottom w:type="dxa" w:w="70"/>
+              <w:right w:type="dxa" w:w="120"/>
+            </w:tcMar>
+            <w:vAlign w:val="center"/>
+          </w:tcPr>
+          <w:p>
+            <w:pPr>
+              <w:spacing w:after="0" w:before="0" w:line="300"/>
+              <w:jc w:val="center"/>
+            </w:pPr>
+            <w:r>
+              <w:rPr>
+                <w:rFonts w:ascii="바탕" w:cs="바탕" w:eastAsia="바탕" w:hAnsi="바탕"/>
+                <w:b/>
+                <w:bCs/>
+                <w:sz w:val="20"/>
+                <w:szCs w:val="20"/>
+              </w:rPr>
+              <w:t xml:space="preserve">문서</w:t>
+            </w:r>
+          </w:p>
+        </w:tc>
+        <w:tc>
+          <w:tcPr>
+            <w:tcW w:type="dxa" w:w="7338"/>
+            <w:tcBorders>
+              <w:top w:val="single" w:color="000000" w:sz="6"/>
+              <w:left w:val="single" w:color="000000" w:sz="6"/>
+              <w:bottom w:val="single" w:color="000000" w:sz="6"/>
+              <w:right w:val="single" w:color="000000" w:sz="6"/>
+            </w:tcBorders>
+            <w:shd w:fill="E7E6E6" w:color="auto" w:val="clear"/>
+            <w:tcMar>
+              <w:top w:type="dxa" w:w="70"/>
+              <w:left w:type="dxa" w:w="120"/>
+              <w:bottom w:type="dxa" w:w="70"/>
+              <w:right w:type="dxa" w:w="120"/>
+            </w:tcMar>
+            <w:vAlign w:val="center"/>
+          </w:tcPr>
+          <w:p>
+            <w:pPr>
+              <w:spacing w:after="0" w:before="0" w:line="300"/>
+              <w:jc w:val="center"/>
+            </w:pPr>
+            <w:r>
+              <w:rPr>
+                <w:rFonts w:ascii="바탕" w:cs="바탕" w:eastAsia="바탕" w:hAnsi="바탕"/>
+                <w:b/>
+                <w:bCs/>
+                <w:sz w:val="20"/>
+                <w:szCs w:val="20"/>
+              </w:rPr>
+              <w:t xml:space="preserve">원문</w:t>
+            </w:r>
+          </w:p>
+        </w:tc>
+      </w:tr>
+      <w:tr>
+        <w:trPr>
+          <w:cantSplit/>
+        </w:trPr>
+        <w:tc>
+          <w:tcPr>
+            <w:tcW w:type="dxa" w:w="2300"/>
+            <w:tcBorders>
+              <w:top w:val="single" w:color="000000" w:sz="6"/>
+              <w:left w:val="single" w:color="000000" w:sz="6"/>
+              <w:bottom w:val="single" w:color="000000" w:sz="6"/>
+              <w:right w:val="single" w:color="000000" w:sz="6"/>
+            </w:tcBorders>
+            <w:tcMar>
+              <w:top w:type="dxa" w:w="70"/>
+              <w:left w:type="dxa" w:w="120"/>
+              <w:bottom w:type="dxa" w:w="70"/>
+              <w:right w:type="dxa" w:w="120"/>
+            </w:tcMar>
+            <w:vAlign w:val="center"/>
+          </w:tcPr>
+          <w:p>
+            <w:pPr>
+              <w:spacing w:after="0" w:before="0" w:line="300"/>
+              <w:jc w:val="both"/>
+            </w:pPr>
+            <w:r>
+              <w:rPr>
+                <w:rFonts w:ascii="바탕" w:cs="바탕" w:eastAsia="바탕" w:hAnsi="바탕"/>
+                <w:sz w:val="20"/>
+                <w:szCs w:val="20"/>
+              </w:rPr>
+              <w:t xml:space="preserve">2022. 7. 22. 합의문 개선요청 4 (증 제1호증)</w:t>
+            </w:r>
+          </w:p>
+        </w:tc>
+        <w:tc>
+          <w:tcPr>
+            <w:tcW w:type="dxa" w:w="7338"/>
+            <w:tcBorders>
+              <w:top w:val="single" w:color="000000" w:sz="6"/>
+              <w:left w:val="single" w:color="000000" w:sz="6"/>
+              <w:bottom w:val="single" w:color="000000" w:sz="6"/>
+              <w:right w:val="single" w:color="000000" w:sz="6"/>
+            </w:tcBorders>
+            <w:tcMar>
+              <w:top w:type="dxa" w:w="70"/>
+              <w:left w:type="dxa" w:w="120"/>
+              <w:bottom w:type="dxa" w:w="70"/>
+              <w:right w:type="dxa" w:w="120"/>
+            </w:tcMar>
+            <w:vAlign w:val="center"/>
+          </w:tcPr>
+          <w:p>
+            <w:pPr>
+              <w:spacing w:after="0" w:before="0" w:line="300"/>
+              <w:jc w:val="both"/>
+            </w:pPr>
+            <w:r>
+              <w:rPr>
+                <w:rFonts w:ascii="바탕" w:cs="바탕" w:eastAsia="바탕" w:hAnsi="바탕"/>
+                <w:sz w:val="20"/>
+                <w:szCs w:val="20"/>
+              </w:rPr>
+              <w:t xml:space="preserve">"시설을 확장할 경우 </w:t>
+            </w:r>
+            <w:r>
+              <w:rPr>
+                <w:rFonts w:ascii="바탕" w:cs="바탕" w:eastAsia="바탕" w:hAnsi="바탕"/>
+                <w:b/>
+                <w:bCs/>
+                <w:sz w:val="20"/>
+                <w:szCs w:val="20"/>
+              </w:rPr>
+              <w:t xml:space="preserve">반드시 5개부락 협의체 대표인 환경개선위원장과 합의</w:t>
+            </w:r>
+            <w:r>
+              <w:rPr>
+                <w:rFonts w:ascii="바탕" w:cs="바탕" w:eastAsia="바탕" w:hAnsi="바탕"/>
+                <w:sz w:val="20"/>
+                <w:szCs w:val="20"/>
+              </w:rPr>
+              <w:t xml:space="preserve">하여 확장하기로 한다."</w:t>
+            </w:r>
+          </w:p>
+        </w:tc>
+      </w:tr>
+      <w:tr>
+        <w:trPr>
+          <w:cantSplit/>
+        </w:trPr>
+        <w:tc>
+          <w:tcPr>
+            <w:tcW w:type="dxa" w:w="2300"/>
+            <w:tcBorders>
+              <w:top w:val="single" w:color="000000" w:sz="6"/>
+              <w:left w:val="single" w:color="000000" w:sz="6"/>
+              <w:bottom w:val="single" w:color="000000" w:sz="6"/>
+              <w:right w:val="single" w:color="000000" w:sz="6"/>
+            </w:tcBorders>
+            <w:tcMar>
+              <w:top w:type="dxa" w:w="70"/>
+              <w:left w:type="dxa" w:w="120"/>
+              <w:bottom w:type="dxa" w:w="70"/>
+              <w:right w:type="dxa" w:w="120"/>
+            </w:tcMar>
+            <w:vAlign w:val="center"/>
+          </w:tcPr>
+          <w:p>
+            <w:pPr>
+              <w:spacing w:after="0" w:before="0" w:line="300"/>
+              <w:jc w:val="both"/>
+            </w:pPr>
+            <w:r>
+              <w:rPr>
+                <w:rFonts w:ascii="바탕" w:cs="바탕" w:eastAsia="바탕" w:hAnsi="바탕"/>
+                <w:sz w:val="20"/>
+                <w:szCs w:val="20"/>
+              </w:rPr>
+              <w:t xml:space="preserve">2022. 7. 22. 합의문 개선요청 1 단서 (증 제1호증)</w:t>
+            </w:r>
+          </w:p>
+        </w:tc>
+        <w:tc>
+          <w:tcPr>
+            <w:tcW w:type="dxa" w:w="7338"/>
+            <w:tcBorders>
+              <w:top w:val="single" w:color="000000" w:sz="6"/>
+              <w:left w:val="single" w:color="000000" w:sz="6"/>
+              <w:bottom w:val="single" w:color="000000" w:sz="6"/>
+              <w:right w:val="single" w:color="000000" w:sz="6"/>
+            </w:tcBorders>
+            <w:tcMar>
+              <w:top w:type="dxa" w:w="70"/>
+              <w:left w:type="dxa" w:w="120"/>
+              <w:bottom w:type="dxa" w:w="70"/>
+              <w:right w:type="dxa" w:w="120"/>
+            </w:tcMar>
+            <w:vAlign w:val="center"/>
+          </w:tcPr>
+          <w:p>
+            <w:pPr>
+              <w:spacing w:after="0" w:before="0" w:line="300"/>
+              <w:jc w:val="both"/>
+            </w:pPr>
+            <w:r>
+              <w:rPr>
+                <w:rFonts w:ascii="바탕" w:cs="바탕" w:eastAsia="바탕" w:hAnsi="바탕"/>
+                <w:sz w:val="20"/>
+                <w:szCs w:val="20"/>
+              </w:rPr>
+              <w:t xml:space="preserve">"악취저감시설 및 HACCP시설 증축으로 인한 제반사항은 </w:t>
+            </w:r>
+            <w:r>
+              <w:rPr>
+                <w:rFonts w:ascii="바탕" w:cs="바탕" w:eastAsia="바탕" w:hAnsi="바탕"/>
+                <w:b/>
+                <w:bCs/>
+                <w:sz w:val="20"/>
+                <w:szCs w:val="20"/>
+              </w:rPr>
+              <w:t xml:space="preserve">5개부락 협의체 환경개선 위원장과 협의하여 진행</w:t>
+            </w:r>
+            <w:r>
+              <w:rPr>
+                <w:rFonts w:ascii="바탕" w:cs="바탕" w:eastAsia="바탕" w:hAnsi="바탕"/>
+                <w:sz w:val="20"/>
+                <w:szCs w:val="20"/>
+              </w:rPr>
+              <w:t xml:space="preserve">하기로 한다."</w:t>
+            </w:r>
+          </w:p>
+        </w:tc>
+      </w:tr>
+      <w:tr>
+        <w:trPr>
+          <w:cantSplit/>
+        </w:trPr>
+        <w:tc>
+          <w:tcPr>
+            <w:tcW w:type="dxa" w:w="2300"/>
+            <w:tcBorders>
+              <w:top w:val="single" w:color="000000" w:sz="6"/>
+              <w:left w:val="single" w:color="000000" w:sz="6"/>
+              <w:bottom w:val="single" w:color="000000" w:sz="6"/>
+              <w:right w:val="single" w:color="000000" w:sz="6"/>
+            </w:tcBorders>
+            <w:tcMar>
+              <w:top w:type="dxa" w:w="70"/>
+              <w:left w:type="dxa" w:w="120"/>
+              <w:bottom w:type="dxa" w:w="70"/>
+              <w:right w:type="dxa" w:w="120"/>
+            </w:tcMar>
+            <w:vAlign w:val="center"/>
+          </w:tcPr>
+          <w:p>
+            <w:pPr>
+              <w:spacing w:after="0" w:before="0" w:line="300"/>
+              <w:jc w:val="both"/>
+            </w:pPr>
+            <w:r>
+              <w:rPr>
+                <w:rFonts w:ascii="바탕" w:cs="바탕" w:eastAsia="바탕" w:hAnsi="바탕"/>
+                <w:sz w:val="20"/>
+                <w:szCs w:val="20"/>
+              </w:rPr>
+              <w:t xml:space="preserve">2023. 1. 17. 순정축협 운영계획 (증 제3호증)</w:t>
+            </w:r>
+          </w:p>
+        </w:tc>
+        <w:tc>
+          <w:tcPr>
+            <w:tcW w:type="dxa" w:w="7338"/>
+            <w:tcBorders>
+              <w:top w:val="single" w:color="000000" w:sz="6"/>
+              <w:left w:val="single" w:color="000000" w:sz="6"/>
+              <w:bottom w:val="single" w:color="000000" w:sz="6"/>
+              <w:right w:val="single" w:color="000000" w:sz="6"/>
+            </w:tcBorders>
+            <w:tcMar>
+              <w:top w:type="dxa" w:w="70"/>
+              <w:left w:type="dxa" w:w="120"/>
+              <w:bottom w:type="dxa" w:w="70"/>
+              <w:right w:type="dxa" w:w="120"/>
+            </w:tcMar>
+            <w:vAlign w:val="center"/>
+          </w:tcPr>
+          <w:p>
+            <w:pPr>
+              <w:spacing w:after="0" w:before="0" w:line="300"/>
+              <w:jc w:val="both"/>
+            </w:pPr>
+            <w:r>
+              <w:rPr>
+                <w:rFonts w:ascii="바탕" w:cs="바탕" w:eastAsia="바탕" w:hAnsi="바탕"/>
+                <w:sz w:val="20"/>
+                <w:szCs w:val="20"/>
+              </w:rPr>
+              <w:t xml:space="preserve">"악취저감시설 및 HACCP시설 증축으로 인한 제반사항은 </w:t>
+            </w:r>
+            <w:r>
+              <w:rPr>
+                <w:rFonts w:ascii="바탕" w:cs="바탕" w:eastAsia="바탕" w:hAnsi="바탕"/>
+                <w:b/>
+                <w:bCs/>
+                <w:sz w:val="20"/>
+                <w:szCs w:val="20"/>
+              </w:rPr>
+              <w:t xml:space="preserve">5개부락 협의체 환경개선 위원장과 협의하여 진행</w:t>
+            </w:r>
+            <w:r>
+              <w:rPr>
+                <w:rFonts w:ascii="바탕" w:cs="바탕" w:eastAsia="바탕" w:hAnsi="바탕"/>
+                <w:sz w:val="20"/>
+                <w:szCs w:val="20"/>
+              </w:rPr>
+              <w:t xml:space="preserve">하기로 한다." (같은 계획에 밀폐형 축분보관창고 990㎡ 설치 포함)</w:t>
+            </w:r>
+          </w:p>
+        </w:tc>
+      </w:tr>
+      <w:tr>
+        <w:trPr>
+          <w:cantSplit/>
+        </w:trPr>
+        <w:tc>
+          <w:tcPr>
+            <w:tcW w:type="dxa" w:w="2300"/>
+            <w:tcBorders>
+              <w:top w:val="single" w:color="000000" w:sz="6"/>
+              <w:left w:val="single" w:color="000000" w:sz="6"/>
+              <w:bottom w:val="single" w:color="000000" w:sz="6"/>
+              <w:right w:val="single" w:color="000000" w:sz="6"/>
+            </w:tcBorders>
+            <w:tcMar>
+              <w:top w:type="dxa" w:w="70"/>
+              <w:left w:type="dxa" w:w="120"/>
+              <w:bottom w:type="dxa" w:w="70"/>
+              <w:right w:type="dxa" w:w="120"/>
+            </w:tcMar>
+            <w:vAlign w:val="center"/>
+          </w:tcPr>
+          <w:p>
+            <w:pPr>
+              <w:spacing w:after="0" w:before="0" w:line="300"/>
+              <w:jc w:val="both"/>
+            </w:pPr>
+            <w:r>
+              <w:rPr>
+                <w:rFonts w:ascii="바탕" w:cs="바탕" w:eastAsia="바탕" w:hAnsi="바탕"/>
+                <w:sz w:val="20"/>
+                <w:szCs w:val="20"/>
+              </w:rPr>
+              <w:t xml:space="preserve">2023. 1. 30. 공동협약서 제4항 (증 제4호증)</w:t>
+            </w:r>
+          </w:p>
+        </w:tc>
+        <w:tc>
+          <w:tcPr>
+            <w:tcW w:type="dxa" w:w="7338"/>
+            <w:tcBorders>
+              <w:top w:val="single" w:color="000000" w:sz="6"/>
+              <w:left w:val="single" w:color="000000" w:sz="6"/>
+              <w:bottom w:val="single" w:color="000000" w:sz="6"/>
+              <w:right w:val="single" w:color="000000" w:sz="6"/>
+            </w:tcBorders>
+            <w:tcMar>
+              <w:top w:type="dxa" w:w="70"/>
+              <w:left w:type="dxa" w:w="120"/>
+              <w:bottom w:type="dxa" w:w="70"/>
+              <w:right w:type="dxa" w:w="120"/>
+            </w:tcMar>
+            <w:vAlign w:val="center"/>
+          </w:tcPr>
+          <w:p>
+            <w:pPr>
+              <w:spacing w:after="0" w:before="0" w:line="300"/>
+              <w:jc w:val="both"/>
+            </w:pPr>
+            <w:r>
+              <w:rPr>
+                <w:rFonts w:ascii="바탕" w:cs="바탕" w:eastAsia="바탕" w:hAnsi="바탕"/>
+                <w:sz w:val="20"/>
+                <w:szCs w:val="20"/>
+              </w:rPr>
+              <w:t xml:space="preserve">문서로 요청·통보한 환경개선운영계획을 상호 수용·실행 (위 1. 17. 운영계획이 협약 내용으로 편입)</w:t>
+            </w:r>
+          </w:p>
+        </w:tc>
+      </w:tr>
+    </w:tbl>
+    <w:p>
+      <w:pPr>
+        <w:spacing w:after="100" w:before="100" w:line="340"/>
+        <w:ind w:firstLine="220"/>
+        <w:jc w:val="both"/>
+      </w:pPr>
+      <w:r>
+        <w:rPr>
+          <w:rFonts w:ascii="바탕" w:cs="바탕" w:eastAsia="바탕" w:hAnsi="바탕"/>
+          <w:sz w:val="22"/>
+          <w:szCs w:val="22"/>
+        </w:rPr>
+        <w:t xml:space="preserve">즉 순정축협은 2022년 위원회의 요구를 그대로 받아들여, 시설을 늘릴 때에는 "5개부락 협의체 대표"인 위원장과 협의하겠다고 스스로 약속하였고, 이 약속은 공동협약 제4항을 통하여 협약 내용이 되었습니다.</w:t>
+      </w:r>
+    </w:p>
+    <w:p>
+      <w:pPr>
+        <w:keepNext/>
+        <w:spacing w:after="80" w:before="120"/>
+        <w:ind w:left="220"/>
+      </w:pPr>
+      <w:r>
+        <w:rPr>
+          <w:rFonts w:ascii="바탕" w:cs="바탕" w:eastAsia="바탕" w:hAnsi="바탕"/>
+          <w:b/>
+          <w:bCs/>
+          <w:sz w:val="22"/>
+          <w:szCs w:val="22"/>
+        </w:rPr>
+        <w:t xml:space="preserve">나. 퇴비사 신축은 바로 그 협의 대상이었습니다</w:t>
+      </w:r>
+    </w:p>
+    <w:p>
+      <w:pPr>
+        <w:spacing w:after="100" w:before="0" w:line="340"/>
+        <w:ind w:firstLine="220"/>
+        <w:jc w:val="both"/>
+      </w:pPr>
+      <w:r>
+        <w:rPr>
+          <w:rFonts w:ascii="바탕" w:cs="바탕" w:eastAsia="바탕" w:hAnsi="바탕"/>
+          <w:sz w:val="22"/>
+          <w:szCs w:val="22"/>
+        </w:rPr>
+        <w:t xml:space="preserve">순정축협이 2023. 5. 3. 신축허가를 신청한 퇴비사는 997.5㎡(약 302평)로, 2023. 1. 17. 약속한 밀폐형 축분보관창고 990㎡(약 300평)와 면적이 거의 같고 같은 공동자원화센터 부지(방교리 677-6)에 지어졌습니다. 이는 기존 시설의 처리 능력을 늘리는 것으로서, 위 합의문의 "시설 확장", 운영계획의 "증축으로 인한 제반사항"에 해당한다고 보아야 합니다. 피고발인 측은 "신축은 확장·증축이 아니다"라고 반박할 수 있으나, 문언의 형식보다 같은 부지에서 같은 목적의 시설을 늘렸다는 실질이 중요합니다.</w:t>
+      </w:r>
+    </w:p>
+    <w:p>
+      <w:pPr>
+        <w:keepNext/>
+        <w:spacing w:after="80" w:before="120"/>
+        <w:ind w:left="220"/>
+      </w:pPr>
+      <w:r>
+        <w:rPr>
+          <w:rFonts w:ascii="바탕" w:cs="바탕" w:eastAsia="바탕" w:hAnsi="바탕"/>
+          <w:b/>
+          <w:bCs/>
+          <w:sz w:val="22"/>
+          <w:szCs w:val="22"/>
+        </w:rPr>
+        <w:t xml:space="preserve">다. 협의 대신 "반대 의견 없음"이 제출되었습니다</w:t>
+      </w:r>
+    </w:p>
+    <w:p>
+      <w:pPr>
+        <w:spacing w:after="100" w:before="0" w:line="340"/>
+        <w:ind w:firstLine="220"/>
+        <w:jc w:val="both"/>
+      </w:pPr>
+      <w:r>
+        <w:rPr>
+          <w:rFonts w:ascii="바탕" w:cs="바탕" w:eastAsia="바탕" w:hAnsi="바탕"/>
+          <w:sz w:val="22"/>
+          <w:szCs w:val="22"/>
+        </w:rPr>
+        <w:t xml:space="preserve">위 약속대로라면 퇴비사 신축은 위원장이 "5개부락 협의체 대표"로서 마을 주민들의 뜻을 모아 순정축협과 협의·합의하여야 할 사안이었습니다. 그러나 주민들은 그러한 협의나 의견 수렴이 있었다는 사실을 전혀 알지 못하였습니다(증 제15호증). 그 대신 다음과 같은 일이 순서대로 일어났습니다.</w:t>
+      </w:r>
+    </w:p>
+    <w:tbl>
+      <w:tblPr>
+        <w:tblW w:type="dxa" w:w="9638"/>
+        <w:tblBorders>
+          <w:top w:val="single" w:color="auto" w:sz="4"/>
+          <w:left w:val="single" w:color="auto" w:sz="4"/>
+          <w:bottom w:val="single" w:color="auto" w:sz="4"/>
+          <w:right w:val="single" w:color="auto" w:sz="4"/>
+          <w:insideH w:val="single" w:color="auto" w:sz="4"/>
+          <w:insideV w:val="single" w:color="auto" w:sz="4"/>
+        </w:tblBorders>
+      </w:tblPr>
+      <w:tblGrid>
+        <w:gridCol w:w="1900"/>
+        <w:gridCol w:w="7738"/>
+      </w:tblGrid>
+      <w:tr>
+        <w:trPr>
+          <w:cantSplit/>
+        </w:trPr>
+        <w:tc>
+          <w:tcPr>
+            <w:tcW w:type="dxa" w:w="1900"/>
+            <w:tcBorders>
+              <w:top w:val="single" w:color="000000" w:sz="6"/>
+              <w:left w:val="single" w:color="000000" w:sz="6"/>
+              <w:bottom w:val="single" w:color="000000" w:sz="6"/>
+              <w:right w:val="single" w:color="000000" w:sz="6"/>
+            </w:tcBorders>
+            <w:tcMar>
+              <w:top w:type="dxa" w:w="70"/>
+              <w:left w:type="dxa" w:w="120"/>
+              <w:bottom w:type="dxa" w:w="70"/>
+              <w:right w:type="dxa" w:w="120"/>
+            </w:tcMar>
+            <w:vAlign w:val="center"/>
+          </w:tcPr>
+          <w:p>
+            <w:pPr>
+              <w:spacing w:after="0" w:before="0" w:line="300"/>
+              <w:jc w:val="center"/>
+            </w:pPr>
+            <w:r>
+              <w:rPr>
+                <w:rFonts w:ascii="바탕" w:cs="바탕" w:eastAsia="바탕" w:hAnsi="바탕"/>
+                <w:sz w:val="20"/>
+                <w:szCs w:val="20"/>
+              </w:rPr>
+              <w:t xml:space="preserve">2022. 7. 22.</w:t>
+            </w:r>
+          </w:p>
+        </w:tc>
+        <w:tc>
+          <w:tcPr>
+            <w:tcW w:type="dxa" w:w="7738"/>
+            <w:tcBorders>
+              <w:top w:val="single" w:color="000000" w:sz="6"/>
+              <w:left w:val="single" w:color="000000" w:sz="6"/>
+              <w:bottom w:val="single" w:color="000000" w:sz="6"/>
+              <w:right w:val="single" w:color="000000" w:sz="6"/>
+            </w:tcBorders>
+            <w:tcMar>
+              <w:top w:type="dxa" w:w="70"/>
+              <w:left w:type="dxa" w:w="120"/>
+              <w:bottom w:type="dxa" w:w="70"/>
+              <w:right w:type="dxa" w:w="120"/>
+            </w:tcMar>
+            <w:vAlign w:val="center"/>
+          </w:tcPr>
+          <w:p>
+            <w:pPr>
+              <w:spacing w:after="0" w:before="0" w:line="300"/>
+              <w:jc w:val="both"/>
+            </w:pPr>
+            <w:r>
+              <w:rPr>
+                <w:rFonts w:ascii="바탕" w:cs="바탕" w:eastAsia="바탕" w:hAnsi="바탕"/>
+                <w:sz w:val="20"/>
+                <w:szCs w:val="20"/>
+              </w:rPr>
+              <w:t xml:space="preserve">위원회: 확장 시 반드시 위원장과 합의 조건 제시</w:t>
+            </w:r>
+          </w:p>
+        </w:tc>
+      </w:tr>
+      <w:tr>
+        <w:trPr>
+          <w:cantSplit/>
+        </w:trPr>
+        <w:tc>
+          <w:tcPr>
+            <w:tcW w:type="dxa" w:w="1900"/>
+            <w:tcBorders>
+              <w:top w:val="single" w:color="000000" w:sz="6"/>
+              <w:left w:val="single" w:color="000000" w:sz="6"/>
+              <w:bottom w:val="single" w:color="000000" w:sz="6"/>
+              <w:right w:val="single" w:color="000000" w:sz="6"/>
+            </w:tcBorders>
+            <w:tcMar>
+              <w:top w:type="dxa" w:w="70"/>
+              <w:left w:type="dxa" w:w="120"/>
+              <w:bottom w:type="dxa" w:w="70"/>
+              <w:right w:type="dxa" w:w="120"/>
+            </w:tcMar>
+            <w:vAlign w:val="center"/>
+          </w:tcPr>
+          <w:p>
+            <w:pPr>
+              <w:spacing w:after="0" w:before="0" w:line="300"/>
+              <w:jc w:val="center"/>
+            </w:pPr>
+            <w:r>
+              <w:rPr>
+                <w:rFonts w:ascii="바탕" w:cs="바탕" w:eastAsia="바탕" w:hAnsi="바탕"/>
+                <w:sz w:val="20"/>
+                <w:szCs w:val="20"/>
+              </w:rPr>
+              <w:t xml:space="preserve">2023. 1. 17.</w:t>
+            </w:r>
+          </w:p>
+        </w:tc>
+        <w:tc>
+          <w:tcPr>
+            <w:tcW w:type="dxa" w:w="7738"/>
+            <w:tcBorders>
+              <w:top w:val="single" w:color="000000" w:sz="6"/>
+              <w:left w:val="single" w:color="000000" w:sz="6"/>
+              <w:bottom w:val="single" w:color="000000" w:sz="6"/>
+              <w:right w:val="single" w:color="000000" w:sz="6"/>
+            </w:tcBorders>
+            <w:tcMar>
+              <w:top w:type="dxa" w:w="70"/>
+              <w:left w:type="dxa" w:w="120"/>
+              <w:bottom w:type="dxa" w:w="70"/>
+              <w:right w:type="dxa" w:w="120"/>
+            </w:tcMar>
+            <w:vAlign w:val="center"/>
+          </w:tcPr>
+          <w:p>
+            <w:pPr>
+              <w:spacing w:after="0" w:before="0" w:line="300"/>
+              <w:jc w:val="both"/>
+            </w:pPr>
+            <w:r>
+              <w:rPr>
+                <w:rFonts w:ascii="바탕" w:cs="바탕" w:eastAsia="바탕" w:hAnsi="바탕"/>
+                <w:sz w:val="20"/>
+                <w:szCs w:val="20"/>
+              </w:rPr>
+              <w:t xml:space="preserve">순정축협: 증축 시 위원장과 협의 약속 + 990㎡ 창고 계획 + </w:t>
+            </w:r>
+            <w:r>
+              <w:rPr>
+                <w:rFonts w:ascii="바탕" w:cs="바탕" w:eastAsia="바탕" w:hAnsi="바탕"/>
+                <w:b/>
+                <w:bCs/>
+                <w:sz w:val="20"/>
+                <w:szCs w:val="20"/>
+              </w:rPr>
+              <w:t xml:space="preserve">운영비 후원</w:t>
+            </w:r>
+            <w:r>
+              <w:rPr>
+                <w:rFonts w:ascii="바탕" w:cs="바탕" w:eastAsia="바탕" w:hAnsi="바탕"/>
+                <w:sz w:val="20"/>
+                <w:szCs w:val="20"/>
+              </w:rPr>
+              <w:t xml:space="preserve"> 제시</w:t>
+            </w:r>
+          </w:p>
+        </w:tc>
+      </w:tr>
+      <w:tr>
+        <w:trPr>
+          <w:cantSplit/>
+        </w:trPr>
+        <w:tc>
+          <w:tcPr>
+            <w:tcW w:type="dxa" w:w="1900"/>
+            <w:tcBorders>
+              <w:top w:val="single" w:color="000000" w:sz="6"/>
+              <w:left w:val="single" w:color="000000" w:sz="6"/>
+              <w:bottom w:val="single" w:color="000000" w:sz="6"/>
+              <w:right w:val="single" w:color="000000" w:sz="6"/>
+            </w:tcBorders>
+            <w:tcMar>
+              <w:top w:type="dxa" w:w="70"/>
+              <w:left w:type="dxa" w:w="120"/>
+              <w:bottom w:type="dxa" w:w="70"/>
+              <w:right w:type="dxa" w:w="120"/>
+            </w:tcMar>
+            <w:vAlign w:val="center"/>
+          </w:tcPr>
+          <w:p>
+            <w:pPr>
+              <w:spacing w:after="0" w:before="0" w:line="300"/>
+              <w:jc w:val="center"/>
+            </w:pPr>
+            <w:r>
+              <w:rPr>
+                <w:rFonts w:ascii="바탕" w:cs="바탕" w:eastAsia="바탕" w:hAnsi="바탕"/>
+                <w:sz w:val="20"/>
+                <w:szCs w:val="20"/>
+              </w:rPr>
+              <w:t xml:space="preserve">2023. 1. 30.</w:t>
+            </w:r>
+          </w:p>
+        </w:tc>
+        <w:tc>
+          <w:tcPr>
+            <w:tcW w:type="dxa" w:w="7738"/>
+            <w:tcBorders>
+              <w:top w:val="single" w:color="000000" w:sz="6"/>
+              <w:left w:val="single" w:color="000000" w:sz="6"/>
+              <w:bottom w:val="single" w:color="000000" w:sz="6"/>
+              <w:right w:val="single" w:color="000000" w:sz="6"/>
+            </w:tcBorders>
+            <w:tcMar>
+              <w:top w:type="dxa" w:w="70"/>
+              <w:left w:type="dxa" w:w="120"/>
+              <w:bottom w:type="dxa" w:w="70"/>
+              <w:right w:type="dxa" w:w="120"/>
+            </w:tcMar>
+            <w:vAlign w:val="center"/>
+          </w:tcPr>
+          <w:p>
+            <w:pPr>
+              <w:spacing w:after="0" w:before="0" w:line="300"/>
+              <w:jc w:val="both"/>
+            </w:pPr>
+            <w:r>
+              <w:rPr>
+                <w:rFonts w:ascii="바탕" w:cs="바탕" w:eastAsia="바탕" w:hAnsi="바탕"/>
+                <w:sz w:val="20"/>
+                <w:szCs w:val="20"/>
+              </w:rPr>
+              <w:t xml:space="preserve">공동협약: 위원회는 순정축협 사업에 </w:t>
+            </w:r>
+            <w:r>
+              <w:rPr>
+                <w:rFonts w:ascii="바탕" w:cs="바탕" w:eastAsia="바탕" w:hAnsi="바탕"/>
+                <w:b/>
+                <w:bCs/>
+                <w:sz w:val="20"/>
+                <w:szCs w:val="20"/>
+              </w:rPr>
+              <w:t xml:space="preserve">협력</w:t>
+            </w:r>
+            <w:r>
+              <w:rPr>
+                <w:rFonts w:ascii="바탕" w:cs="바탕" w:eastAsia="바탕" w:hAnsi="바탕"/>
+                <w:sz w:val="20"/>
+                <w:szCs w:val="20"/>
+              </w:rPr>
+              <w:t xml:space="preserve">, 운영계획 상호 수용</w:t>
+            </w:r>
+          </w:p>
+        </w:tc>
+      </w:tr>
+      <w:tr>
+        <w:trPr>
+          <w:cantSplit/>
+        </w:trPr>
+        <w:tc>
+          <w:tcPr>
+            <w:tcW w:type="dxa" w:w="1900"/>
+            <w:tcBorders>
+              <w:top w:val="single" w:color="000000" w:sz="6"/>
+              <w:left w:val="single" w:color="000000" w:sz="6"/>
+              <w:bottom w:val="single" w:color="000000" w:sz="6"/>
+              <w:right w:val="single" w:color="000000" w:sz="6"/>
+            </w:tcBorders>
+            <w:tcMar>
+              <w:top w:type="dxa" w:w="70"/>
+              <w:left w:type="dxa" w:w="120"/>
+              <w:bottom w:type="dxa" w:w="70"/>
+              <w:right w:type="dxa" w:w="120"/>
+            </w:tcMar>
+            <w:vAlign w:val="center"/>
+          </w:tcPr>
+          <w:p>
+            <w:pPr>
+              <w:spacing w:after="0" w:before="0" w:line="300"/>
+              <w:jc w:val="center"/>
+            </w:pPr>
+            <w:r>
+              <w:rPr>
+                <w:rFonts w:ascii="바탕" w:cs="바탕" w:eastAsia="바탕" w:hAnsi="바탕"/>
+                <w:sz w:val="20"/>
+                <w:szCs w:val="20"/>
+              </w:rPr>
+              <w:t xml:space="preserve">2023. 5. 2. 이전</w:t>
+            </w:r>
+          </w:p>
+        </w:tc>
+        <w:tc>
+          <w:tcPr>
+            <w:tcW w:type="dxa" w:w="7738"/>
+            <w:tcBorders>
+              <w:top w:val="single" w:color="000000" w:sz="6"/>
+              <w:left w:val="single" w:color="000000" w:sz="6"/>
+              <w:bottom w:val="single" w:color="000000" w:sz="6"/>
+              <w:right w:val="single" w:color="000000" w:sz="6"/>
+            </w:tcBorders>
+            <w:tcMar>
+              <w:top w:type="dxa" w:w="70"/>
+              <w:left w:type="dxa" w:w="120"/>
+              <w:bottom w:type="dxa" w:w="70"/>
+              <w:right w:type="dxa" w:w="120"/>
+            </w:tcMar>
+            <w:vAlign w:val="center"/>
+          </w:tcPr>
+          <w:p>
+            <w:pPr>
+              <w:spacing w:after="0" w:before="0" w:line="300"/>
+              <w:jc w:val="both"/>
+            </w:pPr>
+            <w:r>
+              <w:rPr>
+                <w:rFonts w:ascii="바탕" w:cs="바탕" w:eastAsia="바탕" w:hAnsi="바탕"/>
+                <w:sz w:val="20"/>
+                <w:szCs w:val="20"/>
+              </w:rPr>
+              <w:t xml:space="preserve">위원회, </w:t>
+            </w:r>
+            <w:r>
+              <w:rPr>
+                <w:rFonts w:ascii="바탕" w:cs="바탕" w:eastAsia="바탕" w:hAnsi="바탕"/>
+                <w:b/>
+                <w:bCs/>
+                <w:sz w:val="20"/>
+                <w:szCs w:val="20"/>
+              </w:rPr>
+              <w:t xml:space="preserve">"순정축협에서 받은 돈"</w:t>
+            </w:r>
+            <w:r>
+              <w:rPr>
+                <w:rFonts w:ascii="바탕" w:cs="바탕" w:eastAsia="바탕" w:hAnsi="바탕"/>
+                <w:sz w:val="20"/>
+                <w:szCs w:val="20"/>
+              </w:rPr>
+              <w:t xml:space="preserve"> 보유 (5. 2. 회의록)</w:t>
+            </w:r>
+          </w:p>
+        </w:tc>
+      </w:tr>
+      <w:tr>
+        <w:trPr>
+          <w:cantSplit/>
+        </w:trPr>
+        <w:tc>
+          <w:tcPr>
+            <w:tcW w:type="dxa" w:w="1900"/>
+            <w:tcBorders>
+              <w:top w:val="single" w:color="000000" w:sz="6"/>
+              <w:left w:val="single" w:color="000000" w:sz="6"/>
+              <w:bottom w:val="single" w:color="000000" w:sz="6"/>
+              <w:right w:val="single" w:color="000000" w:sz="6"/>
+            </w:tcBorders>
+            <w:tcMar>
+              <w:top w:type="dxa" w:w="70"/>
+              <w:left w:type="dxa" w:w="120"/>
+              <w:bottom w:type="dxa" w:w="70"/>
+              <w:right w:type="dxa" w:w="120"/>
+            </w:tcMar>
+            <w:vAlign w:val="center"/>
+          </w:tcPr>
+          <w:p>
+            <w:pPr>
+              <w:spacing w:after="0" w:before="0" w:line="300"/>
+              <w:jc w:val="center"/>
+            </w:pPr>
+            <w:r>
+              <w:rPr>
+                <w:rFonts w:ascii="바탕" w:cs="바탕" w:eastAsia="바탕" w:hAnsi="바탕"/>
+                <w:sz w:val="20"/>
+                <w:szCs w:val="20"/>
+              </w:rPr>
+              <w:t xml:space="preserve">2023. 5. 3.</w:t>
+            </w:r>
+          </w:p>
+        </w:tc>
+        <w:tc>
+          <w:tcPr>
+            <w:tcW w:type="dxa" w:w="7738"/>
+            <w:tcBorders>
+              <w:top w:val="single" w:color="000000" w:sz="6"/>
+              <w:left w:val="single" w:color="000000" w:sz="6"/>
+              <w:bottom w:val="single" w:color="000000" w:sz="6"/>
+              <w:right w:val="single" w:color="000000" w:sz="6"/>
+            </w:tcBorders>
+            <w:tcMar>
+              <w:top w:type="dxa" w:w="70"/>
+              <w:left w:type="dxa" w:w="120"/>
+              <w:bottom w:type="dxa" w:w="70"/>
+              <w:right w:type="dxa" w:w="120"/>
+            </w:tcMar>
+            <w:vAlign w:val="center"/>
+          </w:tcPr>
+          <w:p>
+            <w:pPr>
+              <w:spacing w:after="0" w:before="0" w:line="300"/>
+              <w:jc w:val="both"/>
+            </w:pPr>
+            <w:r>
+              <w:rPr>
+                <w:rFonts w:ascii="바탕" w:cs="바탕" w:eastAsia="바탕" w:hAnsi="바탕"/>
+                <w:sz w:val="20"/>
+                <w:szCs w:val="20"/>
+              </w:rPr>
+              <w:t xml:space="preserve">순정축협, 퇴비사 997.5㎡ </w:t>
+            </w:r>
+            <w:r>
+              <w:rPr>
+                <w:rFonts w:ascii="바탕" w:cs="바탕" w:eastAsia="바탕" w:hAnsi="바탕"/>
+                <w:b/>
+                <w:bCs/>
+                <w:sz w:val="20"/>
+                <w:szCs w:val="20"/>
+              </w:rPr>
+              <w:t xml:space="preserve">신축허가 신청</w:t>
+            </w:r>
+          </w:p>
+        </w:tc>
+      </w:tr>
+      <w:tr>
+        <w:trPr>
+          <w:cantSplit/>
+        </w:trPr>
+        <w:tc>
+          <w:tcPr>
+            <w:tcW w:type="dxa" w:w="1900"/>
+            <w:tcBorders>
+              <w:top w:val="single" w:color="000000" w:sz="6"/>
+              <w:left w:val="single" w:color="000000" w:sz="6"/>
+              <w:bottom w:val="single" w:color="000000" w:sz="6"/>
+              <w:right w:val="single" w:color="000000" w:sz="6"/>
+            </w:tcBorders>
+            <w:tcMar>
+              <w:top w:type="dxa" w:w="70"/>
+              <w:left w:type="dxa" w:w="120"/>
+              <w:bottom w:type="dxa" w:w="70"/>
+              <w:right w:type="dxa" w:w="120"/>
+            </w:tcMar>
+            <w:vAlign w:val="center"/>
+          </w:tcPr>
+          <w:p>
+            <w:pPr>
+              <w:spacing w:after="0" w:before="0" w:line="300"/>
+              <w:jc w:val="center"/>
+            </w:pPr>
+            <w:r>
+              <w:rPr>
+                <w:rFonts w:ascii="바탕" w:cs="바탕" w:eastAsia="바탕" w:hAnsi="바탕"/>
+                <w:sz w:val="20"/>
+                <w:szCs w:val="20"/>
+              </w:rPr>
+              <w:t xml:space="preserve">2023. 7. 20.</w:t>
+            </w:r>
+          </w:p>
+        </w:tc>
+        <w:tc>
+          <w:tcPr>
+            <w:tcW w:type="dxa" w:w="7738"/>
+            <w:tcBorders>
+              <w:top w:val="single" w:color="000000" w:sz="6"/>
+              <w:left w:val="single" w:color="000000" w:sz="6"/>
+              <w:bottom w:val="single" w:color="000000" w:sz="6"/>
+              <w:right w:val="single" w:color="000000" w:sz="6"/>
+            </w:tcBorders>
+            <w:tcMar>
+              <w:top w:type="dxa" w:w="70"/>
+              <w:left w:type="dxa" w:w="120"/>
+              <w:bottom w:type="dxa" w:w="70"/>
+              <w:right w:type="dxa" w:w="120"/>
+            </w:tcMar>
+            <w:vAlign w:val="center"/>
+          </w:tcPr>
+          <w:p>
+            <w:pPr>
+              <w:spacing w:after="0" w:before="0" w:line="300"/>
+              <w:jc w:val="both"/>
+            </w:pPr>
+            <w:r>
+              <w:rPr>
+                <w:rFonts w:ascii="바탕" w:cs="바탕" w:eastAsia="바탕" w:hAnsi="바탕"/>
+                <w:sz w:val="20"/>
+                <w:szCs w:val="20"/>
+              </w:rPr>
+              <w:t xml:space="preserve">주민의견서 </w:t>
+            </w:r>
+            <w:r>
+              <w:rPr>
+                <w:rFonts w:ascii="바탕" w:cs="바탕" w:eastAsia="바탕" w:hAnsi="바탕"/>
+                <w:b/>
+                <w:bCs/>
+                <w:sz w:val="20"/>
+                <w:szCs w:val="20"/>
+              </w:rPr>
+              <w:t xml:space="preserve">"반대 의견 없음"</w:t>
+            </w:r>
+            <w:r>
+              <w:rPr>
+                <w:rFonts w:ascii="바탕" w:cs="바탕" w:eastAsia="바탕" w:hAnsi="바탕"/>
+                <w:sz w:val="20"/>
+                <w:szCs w:val="20"/>
+              </w:rPr>
+              <w:t xml:space="preserve"> (제출인 가림)</w:t>
+            </w:r>
+          </w:p>
+        </w:tc>
+      </w:tr>
+      <w:tr>
+        <w:trPr>
+          <w:cantSplit/>
+        </w:trPr>
+        <w:tc>
+          <w:tcPr>
+            <w:tcW w:type="dxa" w:w="1900"/>
+            <w:tcBorders>
+              <w:top w:val="single" w:color="000000" w:sz="6"/>
+              <w:left w:val="single" w:color="000000" w:sz="6"/>
+              <w:bottom w:val="single" w:color="000000" w:sz="6"/>
+              <w:right w:val="single" w:color="000000" w:sz="6"/>
+            </w:tcBorders>
+            <w:tcMar>
+              <w:top w:type="dxa" w:w="70"/>
+              <w:left w:type="dxa" w:w="120"/>
+              <w:bottom w:type="dxa" w:w="70"/>
+              <w:right w:type="dxa" w:w="120"/>
+            </w:tcMar>
+            <w:vAlign w:val="center"/>
+          </w:tcPr>
+          <w:p>
+            <w:pPr>
+              <w:spacing w:after="0" w:before="0" w:line="300"/>
+              <w:jc w:val="center"/>
+            </w:pPr>
+            <w:r>
+              <w:rPr>
+                <w:rFonts w:ascii="바탕" w:cs="바탕" w:eastAsia="바탕" w:hAnsi="바탕"/>
+                <w:sz w:val="20"/>
+                <w:szCs w:val="20"/>
+              </w:rPr>
+              <w:t xml:space="preserve">2023. 9. 21.</w:t>
+            </w:r>
+          </w:p>
+        </w:tc>
+        <w:tc>
+          <w:tcPr>
+            <w:tcW w:type="dxa" w:w="7738"/>
+            <w:tcBorders>
+              <w:top w:val="single" w:color="000000" w:sz="6"/>
+              <w:left w:val="single" w:color="000000" w:sz="6"/>
+              <w:bottom w:val="single" w:color="000000" w:sz="6"/>
+              <w:right w:val="single" w:color="000000" w:sz="6"/>
+            </w:tcBorders>
+            <w:tcMar>
+              <w:top w:type="dxa" w:w="70"/>
+              <w:left w:type="dxa" w:w="120"/>
+              <w:bottom w:type="dxa" w:w="70"/>
+              <w:right w:type="dxa" w:w="120"/>
+            </w:tcMar>
+            <w:vAlign w:val="center"/>
+          </w:tcPr>
+          <w:p>
+            <w:pPr>
+              <w:spacing w:after="0" w:before="0" w:line="300"/>
+              <w:jc w:val="both"/>
+            </w:pPr>
+            <w:r>
+              <w:rPr>
+                <w:rFonts w:ascii="바탕" w:cs="바탕" w:eastAsia="바탕" w:hAnsi="바탕"/>
+                <w:sz w:val="20"/>
+                <w:szCs w:val="20"/>
+              </w:rPr>
+              <w:t xml:space="preserve">건축허가 → 2023. 10.~12. 악취 민원, 정읍시 창고 밀폐 지시</w:t>
+            </w:r>
+          </w:p>
+        </w:tc>
+      </w:tr>
+    </w:tbl>
+    <w:p>
+      <w:pPr>
+        <w:spacing w:after="100" w:before="100" w:line="340"/>
+        <w:ind w:firstLine="220"/>
+        <w:jc w:val="both"/>
+      </w:pPr>
+      <w:r>
+        <w:rPr>
+          <w:rFonts w:ascii="바탕" w:cs="바탕" w:eastAsia="바탕" w:hAnsi="바탕"/>
+          <w:sz w:val="22"/>
+          <w:szCs w:val="22"/>
+        </w:rPr>
+        <w:t xml:space="preserve">이 흐름에 비추어 보면, 순정축협으로서는 퇴비사를 늘리기 위하여 위원장과의 협의·합의가 필요하였고, 위원장 측으로서는 그 협의권을 행사할 지위에 있었습니다. 그 사이에 순정축협의 돈이 위원회에 지급되었고, 이후 주민들의 의견을 묻는 절차 없이 "반대 의견 없음" 의견서가 제출되었습니다. 결국 </w:t>
+      </w:r>
+      <w:r>
+        <w:rPr>
+          <w:rFonts w:ascii="바탕" w:cs="바탕" w:eastAsia="바탕" w:hAnsi="바탕"/>
+          <w:b/>
+          <w:bCs/>
+          <w:sz w:val="22"/>
+          <w:szCs w:val="22"/>
+        </w:rPr>
+        <w:t xml:space="preserve">위원장에게 맡겨진 확장 협의권이 금원 수수 후 "반대 의견 없음"이라는 형태로 행사되었다</w:t>
+      </w:r>
+      <w:r>
+        <w:rPr>
+          <w:rFonts w:ascii="바탕" w:cs="바탕" w:eastAsia="바탕" w:hAnsi="바탕"/>
+          <w:sz w:val="22"/>
+          <w:szCs w:val="22"/>
+        </w:rPr>
+        <w:t xml:space="preserve">고 볼 여지가 있습니다.</w:t>
+      </w:r>
+    </w:p>
+    <w:p>
+      <w:pPr>
+        <w:spacing w:after="100" w:before="0" w:line="340"/>
+        <w:ind w:firstLine="220"/>
+        <w:jc w:val="both"/>
+      </w:pPr>
+      <w:r>
+        <w:rPr>
+          <w:rFonts w:ascii="바탕" w:cs="바탕" w:eastAsia="바탕" w:hAnsi="바탕"/>
+          <w:sz w:val="22"/>
+          <w:szCs w:val="22"/>
+        </w:rPr>
+        <w:t xml:space="preserve">고발인은 이 관련성을 단정하지 않습니다. 다만 ① 순정축협이 퇴비사 신축 전에 위원장·위원회와 협의·합의하였는지, 했다면 그 일시·방법·내용이 무엇인지, ② 그 협의가 금원 지급 전후 언제 이루어졌는지, ③ "반대 의견 없음" 의견서가 그 협의의 결과물인지, ④ 위원회 제1·3차 회의에서 퇴비사 신축이 논의되었는지를 수사하여 주시기 바랍니다.</w:t>
+      </w:r>
+    </w:p>
+    <w:p>
+      <w:pPr>
+        <w:keepNext/>
+        <w:spacing w:after="100" w:before="200"/>
+        <w:ind w:left="110"/>
+      </w:pPr>
+      <w:r>
+        <w:rPr>
+          <w:rFonts w:ascii="바탕" w:cs="바탕" w:eastAsia="바탕" w:hAnsi="바탕"/>
+          <w:b/>
+          <w:bCs/>
+          <w:sz w:val="23"/>
+          <w:szCs w:val="23"/>
+        </w:rPr>
+        <w:t xml:space="preserve">4. 주민들의 입장과 이 고발의 법적 구조</w:t>
       </w:r>
     </w:p>
     <w:p>
@@ -3454,7 +4688,7 @@
                 <w:sz w:val="20"/>
                 <w:szCs w:val="20"/>
               </w:rPr>
-              <w:t xml:space="preserve">이장 직무·사무관리상 신임관계가 인정되는 경우</w:t>
+              <w:t xml:space="preserve">확장 협의 사무·이장 직무·사무관리상 신임관계가 인정되는 경우</w:t>
             </w:r>
           </w:p>
         </w:tc>
@@ -3590,7 +4824,7 @@
           <w:sz w:val="23"/>
           <w:szCs w:val="23"/>
         </w:rPr>
-        <w:t xml:space="preserve">4. 범죄 혐의</w:t>
+        <w:t xml:space="preserve">5. 범죄 혐의</w:t>
       </w:r>
     </w:p>
     <w:p>
@@ -4329,7 +5563,7 @@
           <w:sz w:val="22"/>
           <w:szCs w:val="22"/>
         </w:rPr>
-        <w:t xml:space="preserve">: 앞서 3항에서 본 바와 같이, 주민들의 위임이 없더라도 ⓐ 주민 의견을 읍·면에 사실대로 전달할 이장의 직무, ⓑ 위원회가 스스로 떠맡은 주민 피해 교섭 사무에 관하여 신임관계가 인정될 수 있습니다(대법원 1999. 6. 22. 선고 99도1095 판결). 순정축협으로부터 돈을 받으면서 이 사무를 순정축협에 유리하게 처리하였다면, 그 사무의 청렴성을 해한 것입니다.</w:t>
+        <w:t xml:space="preserve">: 앞서 3·4항에서 본 바와 같이, 주민들의 위임이 없더라도 ⓐ 위원장이 문서로 떠맡은 "시설 확장 시 5개부락 협의체 대표로서의 합의·협의" 사무, ⓑ 주민 의견을 읍·면에 사실대로 전달할 이장의 직무, ⓒ 위원회가 스스로 떠맡은 주민 피해 교섭 사무에 관하여 신임관계가 인정될 수 있습니다(대법원 1999. 6. 22. 선고 99도1095 판결). 퇴비사 신축에 관한 "반대 의견 없음"은 바로 ⓐ의 확장 협의 사무와 밀접한 관계에 있는 행위로서 "임무에 관하여"(대법원 80도2130 판결)에 해당합니다. 순정축협으로부터 돈을 받으면서 이 사무를 순정축협에 유리하게 처리하였다면, 그 사무의 청렴성을 해한 것입니다.</w:t>
       </w:r>
     </w:p>
     <w:p>
@@ -4413,7 +5647,25 @@
           <w:sz w:val="22"/>
           <w:szCs w:val="22"/>
         </w:rPr>
-        <w:t xml:space="preserve">: 금원 수령(2023. 5. 2. 이전) → 금원을 준 순정축협 시설에서 축협 직원의 사회로 회의 개최 및 축협 조합장을 위원회 임원으로 추천(5. 2.) → 퇴비사 신축허가 신청(5. 3.) → "반대 의견 없음" 의견서(7. 20.) → 건축허가(9. 21.)의 순서는 금원이 신축 절차에 대한 주민 측 이의 제기를 막는 대가였는지 확인을 요하는 사정입니다.</w:t>
+        <w:t xml:space="preserve">: 금원 수령(2023. 5. 2. 이전) → 금원을 준 순정축협 시설에서 축협 직원의 사회로 회의 개최 및 축협 조합장을 위원회 임원으로 추천(5. 2.) → 퇴비사 신축허가 신청(5. 3.) → "반대 의견 없음" 의견서(7. 20.) → 건축허가(9. 21.)의 순서는 금원이 신축 절차에 대한 주민 측 이의 제기를 막는 대가였는지 확인을 요하는 사정입니다. 특히 순정축협은 확장 시 위원장과 협의하겠다고 스스로 약속하였으므로, </w:t>
+      </w:r>
+      <w:r>
+        <w:rPr>
+          <w:rFonts w:ascii="바탕" w:cs="바탕" w:eastAsia="바탕" w:hAnsi="바탕"/>
+          <w:b/>
+          <w:bCs/>
+          <w:sz w:val="22"/>
+          <w:szCs w:val="22"/>
+        </w:rPr>
+        <w:t xml:space="preserve">위원장 측의 동의를 얻어야 할 분명한 동기</w:t>
+      </w:r>
+      <w:r>
+        <w:rPr>
+          <w:rFonts w:ascii="바탕" w:cs="바탕" w:eastAsia="바탕" w:hAnsi="바탕"/>
+          <w:sz w:val="22"/>
+          <w:szCs w:val="22"/>
+        </w:rPr>
+        <w:t xml:space="preserve">가 있었습니다.</w:t>
       </w:r>
     </w:p>
     <w:p>
@@ -4740,7 +5992,7 @@
           <w:sz w:val="23"/>
           <w:szCs w:val="23"/>
         </w:rPr>
-        <w:t xml:space="preserve">5. 주민의견서("반대 의견 없음")에 관한 추가 수사 요청</w:t>
+        <w:t xml:space="preserve">6. 주민의견서("반대 의견 없음")에 관한 추가 수사 요청</w:t>
       </w:r>
     </w:p>
     <w:p>
@@ -4787,7 +6039,7 @@
           <w:sz w:val="22"/>
           <w:szCs w:val="22"/>
         </w:rPr>
-        <w:t xml:space="preserve">그러나 공개본에서는 의견제출인이 가려져 있어 누가 어떤 자격으로 제출했는지 알 수 없습니다. 동곡·횡룡·진농·원삼마을 주민들은 이 의견 제출에 관하여 의견을 묻거나 통지받은 사실이 없다는 취지로 서명하였습니다(증 제15호증). 정읍시도 주민총회 결의서나 위임장은 존재하지 않는다고 회신하였습니다(증 제16호증). 그런데도 이 의견서는 마치 인근 마을 주민 전체의 의견인 것처럼 허가 심사 자료로 쓰였습니다.</w:t>
+        <w:t xml:space="preserve">그러나 공개본에서는 의견제출인이 가려져 있어 누가 어떤 자격으로 제출했는지 알 수 없습니다. 동곡·횡룡·진농·원삼마을 주민들은 이 의견 제출에 관하여 의견을 묻거나 통지받은 사실이 없다는 취지로 서명하였습니다(증 제15호증). 정읍시도 주민총회 결의서나 위임장은 존재하지 않는다고 회신하였습니다(증 제16호증). 그런데도 이 의견서는 마치 인근 마을 주민 전체의 의견인 것처럼 허가 심사 자료로 쓰였습니다. 더욱이 이 퇴비사는 2022. 7. 22. 합의문과 2023. 1. 17. 운영계획에 따라 "5개부락 협의체 대표"와 협의하여야 할 확장 시설이었으므로, 의견서는 그 협의 결과인 것처럼 받아들여졌을 가능성이 큽니다(제2. 3항).</w:t>
       </w:r>
     </w:p>
     <w:p>
@@ -5443,7 +6695,79 @@
                 <w:sz w:val="20"/>
                 <w:szCs w:val="20"/>
               </w:rPr>
-              <w:t xml:space="preserve">6. 관계인 조사</w:t>
+              <w:t xml:space="preserve">6. 확장 협의 여부</w:t>
+            </w:r>
+          </w:p>
+        </w:tc>
+        <w:tc>
+          <w:tcPr>
+            <w:tcW w:type="dxa" w:w="7738"/>
+            <w:tcBorders>
+              <w:top w:val="single" w:color="000000" w:sz="6"/>
+              <w:left w:val="single" w:color="000000" w:sz="6"/>
+              <w:bottom w:val="single" w:color="000000" w:sz="6"/>
+              <w:right w:val="single" w:color="000000" w:sz="6"/>
+            </w:tcBorders>
+            <w:tcMar>
+              <w:top w:type="dxa" w:w="70"/>
+              <w:left w:type="dxa" w:w="120"/>
+              <w:bottom w:type="dxa" w:w="70"/>
+              <w:right w:type="dxa" w:w="120"/>
+            </w:tcMar>
+            <w:vAlign w:val="center"/>
+          </w:tcPr>
+          <w:p>
+            <w:pPr>
+              <w:spacing w:after="0" w:before="0" w:line="300"/>
+              <w:jc w:val="both"/>
+            </w:pPr>
+            <w:r>
+              <w:rPr>
+                <w:rFonts w:ascii="바탕" w:cs="바탕" w:eastAsia="바탕" w:hAnsi="바탕"/>
+                <w:sz w:val="20"/>
+                <w:szCs w:val="20"/>
+              </w:rPr>
+              <w:t xml:space="preserve">순정축협이 퇴비사 신축 전 위원장·위원회와 협의·합의하였는지, 그 일시·장소·방법·내용과 관련 문서(순정축협 내부 보고서, 협의 결과 보고, 위원회 제1·3차 회의록), 협의 시점과 금원 지급 시점의 선후.</w:t>
+            </w:r>
+          </w:p>
+        </w:tc>
+      </w:tr>
+      <w:tr>
+        <w:trPr>
+          <w:cantSplit/>
+        </w:trPr>
+        <w:tc>
+          <w:tcPr>
+            <w:tcW w:type="dxa" w:w="1900"/>
+            <w:tcBorders>
+              <w:top w:val="single" w:color="000000" w:sz="6"/>
+              <w:left w:val="single" w:color="000000" w:sz="6"/>
+              <w:bottom w:val="single" w:color="000000" w:sz="6"/>
+              <w:right w:val="single" w:color="000000" w:sz="6"/>
+            </w:tcBorders>
+            <w:shd w:fill="F2F2F2" w:color="auto" w:val="clear"/>
+            <w:tcMar>
+              <w:top w:type="dxa" w:w="70"/>
+              <w:left w:type="dxa" w:w="120"/>
+              <w:bottom w:type="dxa" w:w="70"/>
+              <w:right w:type="dxa" w:w="120"/>
+            </w:tcMar>
+            <w:vAlign w:val="center"/>
+          </w:tcPr>
+          <w:p>
+            <w:pPr>
+              <w:spacing w:after="0" w:before="0" w:line="300"/>
+              <w:jc w:val="both"/>
+            </w:pPr>
+            <w:r>
+              <w:rPr>
+                <w:rFonts w:ascii="바탕" w:cs="바탕" w:eastAsia="바탕" w:hAnsi="바탕"/>
+                <w:b/>
+                <w:bCs/>
+                <w:sz w:val="20"/>
+                <w:szCs w:val="20"/>
+              </w:rPr>
+              <w:t xml:space="preserve">7. 관계인 조사</w:t>
             </w:r>
           </w:p>
         </w:tc>
@@ -5715,7 +7039,7 @@
                 <w:sz w:val="20"/>
                 <w:szCs w:val="20"/>
               </w:rPr>
-              <w:t xml:space="preserve">2022. 7. 22.자 5개 부락 협의체 합의문 (대표성, 보상청구·집단행동 결의)</w:t>
+              <w:t xml:space="preserve">2022. 7. 22.자 5개 부락 협의체 합의문 (대표성, 보상청구·집단행동 결의, 개선요청 1 단서·4: 확장·증축 시 위원장과 합의·협의)</w:t>
             </w:r>
           </w:p>
         </w:tc>
@@ -5853,7 +7177,7 @@
                 <w:sz w:val="20"/>
                 <w:szCs w:val="20"/>
               </w:rPr>
-              <w:t xml:space="preserve">2023. 1. 17.자 순정축협 공문 및 운영계획 ("환경개선위원회 운영비 후원(이사회 의결후 집행예정)")</w:t>
+              <w:t xml:space="preserve">2023. 1. 17.자 순정축협 공문 및 운영계획 ("환경개선위원회 운영비 후원(이사회 의결후 집행예정)", 증축 시 위원장과 협의, 밀폐형 축분보관창고 990㎡)</w:t>
             </w:r>
           </w:p>
         </w:tc>

--- a/고발장_최종_서명부정합.docx
+++ b/고발장_최종_서명부정합.docx
@@ -1563,7 +1563,7 @@
           <w:sz w:val="22"/>
           <w:szCs w:val="22"/>
         </w:rPr>
-        <w:t xml:space="preserve">은 위원회가 주민을 대표하는지와 관계없이, 순정축협이 용도를 정하여 지급한 돈을 그 용도 밖으로 썼는지의 문제입니다. 이 고발의 주된 혐의입니다.</w:t>
+        <w:t xml:space="preserve">은 위원회가 주민을 대표하는지와 관계없이, 순정축협이 2023. 2. 7. 용도를 정하여 지급한 돈을 그 용도 밖으로 썼는지의 문제입니다. 이 고발의 주된 혐의입니다.</w:t>
       </w:r>
     </w:p>
     <w:p>
@@ -2457,7 +2457,7 @@
                 <w:sz w:val="20"/>
                 <w:szCs w:val="20"/>
               </w:rPr>
-              <w:t xml:space="preserve">2023. 5. 2.</w:t>
+              <w:t xml:space="preserve">2023. 1. 31.</w:t>
             </w:r>
           </w:p>
         </w:tc>
@@ -2483,14 +2483,6 @@
               <w:spacing w:after="0" w:before="0" w:line="300"/>
               <w:jc w:val="both"/>
             </w:pPr>
-            <w:r>
-              <w:rPr>
-                <w:rFonts w:ascii="바탕" w:cs="바탕" w:eastAsia="바탕" w:hAnsi="바탕"/>
-                <w:sz w:val="20"/>
-                <w:szCs w:val="20"/>
-              </w:rPr>
-              <w:t xml:space="preserve">순정축협한우명품관에서 축협 직원 3명이 출석하고 축협 직원의 사회로 제2차 위원회 개최. "</w:t>
-            </w:r>
             <w:r>
               <w:rPr>
                 <w:rFonts w:ascii="바탕" w:cs="바탕" w:eastAsia="바탕" w:hAnsi="바탕"/>
@@ -2499,15 +2491,33 @@
                 <w:sz w:val="20"/>
                 <w:szCs w:val="20"/>
               </w:rPr>
-              <w:t xml:space="preserve">순정축협에서 받은 돈</w:t>
-            </w:r>
-            <w:r>
-              <w:rPr>
-                <w:rFonts w:ascii="바탕" w:cs="바탕" w:eastAsia="바탕" w:hAnsi="바탕"/>
-                <w:sz w:val="20"/>
-                <w:szCs w:val="20"/>
-              </w:rPr>
-              <w:t xml:space="preserve">"의 용처를 다수결로 정하자는 논의. 순정축협 조합장을 위원회 법인의 비상근 임원으로 추천(증 제13호증)</w:t>
+              <w:t xml:space="preserve">협약 다음 날</w:t>
+            </w:r>
+            <w:r>
+              <w:rPr>
+                <w:rFonts w:ascii="바탕" w:cs="바탕" w:eastAsia="바탕" w:hAnsi="바탕"/>
+                <w:sz w:val="20"/>
+                <w:szCs w:val="20"/>
+              </w:rPr>
+              <w:t xml:space="preserve"> 순정축협 이사회에서 </w:t>
+            </w:r>
+            <w:r>
+              <w:rPr>
+                <w:rFonts w:ascii="바탕" w:cs="바탕" w:eastAsia="바탕" w:hAnsi="바탕"/>
+                <w:b/>
+                <w:bCs/>
+                <w:sz w:val="20"/>
+                <w:szCs w:val="20"/>
+              </w:rPr>
+              <w:t xml:space="preserve">"감곡면환경개선위원회의 구성(위원장 등), 협력사항 및 공동자원화센터의 인수·가동을 위한 '환경개선사업비' 지출"</w:t>
+            </w:r>
+            <w:r>
+              <w:rPr>
+                <w:rFonts w:ascii="바탕" w:cs="바탕" w:eastAsia="바탕" w:hAnsi="바탕"/>
+                <w:sz w:val="20"/>
+                <w:szCs w:val="20"/>
+              </w:rPr>
+              <w:t xml:space="preserve">을 논의(1. 17. 공문의 "이사회 의결 후 집행"과 달리 협약이 하루 먼저 체결됨)(증 제17호증)</w:t>
             </w:r>
           </w:p>
         </w:tc>
@@ -2544,7 +2554,7 @@
                 <w:sz w:val="20"/>
                 <w:szCs w:val="20"/>
               </w:rPr>
-              <w:t xml:space="preserve">2023. 5. 3.</w:t>
+              <w:t xml:space="preserve">2023. 2. 7.</w:t>
             </w:r>
           </w:p>
         </w:tc>
@@ -2576,7 +2586,7 @@
                 <w:sz w:val="20"/>
                 <w:szCs w:val="20"/>
               </w:rPr>
-              <w:t xml:space="preserve">순정축협, 방교리 677-6 퇴비사 </w:t>
+              <w:t xml:space="preserve">순정축협, </w:t>
             </w:r>
             <w:r>
               <w:rPr>
@@ -2586,15 +2596,33 @@
                 <w:sz w:val="20"/>
                 <w:szCs w:val="20"/>
               </w:rPr>
-              <w:t xml:space="preserve">997.5㎡ 신축허가 신청</w:t>
-            </w:r>
-            <w:r>
-              <w:rPr>
-                <w:rFonts w:ascii="바탕" w:cs="바탕" w:eastAsia="바탕" w:hAnsi="바탕"/>
-                <w:sz w:val="20"/>
-                <w:szCs w:val="20"/>
-              </w:rPr>
-              <w:t xml:space="preserve">. 1. 17. 약속한 보관창고(990㎡)와 사실상 같은 규모(증 제16호증)</w:t>
+              <w:t xml:space="preserve">환경개선사업비 1억 원을 위원회에 지출</w:t>
+            </w:r>
+            <w:r>
+              <w:rPr>
+                <w:rFonts w:ascii="바탕" w:cs="바탕" w:eastAsia="바탕" w:hAnsi="바탕"/>
+                <w:sz w:val="20"/>
+                <w:szCs w:val="20"/>
+              </w:rPr>
+              <w:t xml:space="preserve">. 지출 후 </w:t>
+            </w:r>
+            <w:r>
+              <w:rPr>
+                <w:rFonts w:ascii="바탕" w:cs="바탕" w:eastAsia="바탕" w:hAnsi="바탕"/>
+                <w:b/>
+                <w:bCs/>
+                <w:sz w:val="20"/>
+                <w:szCs w:val="20"/>
+              </w:rPr>
+              <w:t xml:space="preserve">사용내역 정산·점검 규정은 명문화된 바 없음</w:t>
+            </w:r>
+            <w:r>
+              <w:rPr>
+                <w:rFonts w:ascii="바탕" w:cs="바탕" w:eastAsia="바탕" w:hAnsi="바탕"/>
+                <w:sz w:val="20"/>
+                <w:szCs w:val="20"/>
+              </w:rPr>
+              <w:t xml:space="preserve">(증 제17호증)</w:t>
             </w:r>
           </w:p>
         </w:tc>
@@ -2631,7 +2659,7 @@
                 <w:sz w:val="20"/>
                 <w:szCs w:val="20"/>
               </w:rPr>
-              <w:t xml:space="preserve">2023. 7. 20.</w:t>
+              <w:t xml:space="preserve">2023. 5. 2.</w:t>
             </w:r>
           </w:p>
         </w:tc>
@@ -2663,7 +2691,7 @@
                 <w:sz w:val="20"/>
                 <w:szCs w:val="20"/>
               </w:rPr>
-              <w:t xml:space="preserve">감곡면에 제출된 주민의견서: </w:t>
+              <w:t xml:space="preserve">순정축협한우명품관에서 축협 직원 3명이 출석하고 축협 직원의 사회로 제2차 위원회 개최. 2. 7. 받은 "</w:t>
             </w:r>
             <w:r>
               <w:rPr>
@@ -2673,15 +2701,15 @@
                 <w:sz w:val="20"/>
                 <w:szCs w:val="20"/>
               </w:rPr>
-              <w:t xml:space="preserve">"반대 의견 없음"</w:t>
-            </w:r>
-            <w:r>
-              <w:rPr>
-                <w:rFonts w:ascii="바탕" w:cs="바탕" w:eastAsia="바탕" w:hAnsi="바탕"/>
-                <w:sz w:val="20"/>
-                <w:szCs w:val="20"/>
-              </w:rPr>
-              <w:t xml:space="preserve">. 의견제출인은 공개본에서 가림 처리(증 제9호증)</w:t>
+              <w:t xml:space="preserve">순정축협에서 받은 돈</w:t>
+            </w:r>
+            <w:r>
+              <w:rPr>
+                <w:rFonts w:ascii="바탕" w:cs="바탕" w:eastAsia="바탕" w:hAnsi="바탕"/>
+                <w:sz w:val="20"/>
+                <w:szCs w:val="20"/>
+              </w:rPr>
+              <w:t xml:space="preserve">"의 용처를 다수결로 정하자는 논의. 순정축협 조합장을 위원회 법인의 비상근 임원으로 추천(증 제13호증)</w:t>
             </w:r>
           </w:p>
         </w:tc>
@@ -2718,7 +2746,7 @@
                 <w:sz w:val="20"/>
                 <w:szCs w:val="20"/>
               </w:rPr>
-              <w:t xml:space="preserve">2023. 8. 30.</w:t>
+              <w:t xml:space="preserve">2023. 5. 3.</w:t>
             </w:r>
           </w:p>
         </w:tc>
@@ -2750,7 +2778,25 @@
                 <w:sz w:val="20"/>
                 <w:szCs w:val="20"/>
               </w:rPr>
-              <w:t xml:space="preserve">"5개권역 환경개선위원회(4차)": 행사 예산을 "환경개선위원회 자금"으로 쓰기로 결의. 자연가 송완복을 5개권역 대표 촌장으로 선출(증 제14호증)</w:t>
+              <w:t xml:space="preserve">순정축협, 방교리 677-6 퇴비사 </w:t>
+            </w:r>
+            <w:r>
+              <w:rPr>
+                <w:rFonts w:ascii="바탕" w:cs="바탕" w:eastAsia="바탕" w:hAnsi="바탕"/>
+                <w:b/>
+                <w:bCs/>
+                <w:sz w:val="20"/>
+                <w:szCs w:val="20"/>
+              </w:rPr>
+              <w:t xml:space="preserve">997.5㎡ 신축허가 신청</w:t>
+            </w:r>
+            <w:r>
+              <w:rPr>
+                <w:rFonts w:ascii="바탕" w:cs="바탕" w:eastAsia="바탕" w:hAnsi="바탕"/>
+                <w:sz w:val="20"/>
+                <w:szCs w:val="20"/>
+              </w:rPr>
+              <w:t xml:space="preserve">. 1. 17. 약속한 보관창고(990㎡)와 사실상 같은 규모(증 제16호증)</w:t>
             </w:r>
           </w:p>
         </w:tc>
@@ -2787,7 +2833,7 @@
                 <w:sz w:val="20"/>
                 <w:szCs w:val="20"/>
               </w:rPr>
-              <w:t xml:space="preserve">2023. 9. 21.</w:t>
+              <w:t xml:space="preserve">2023. 7. 20.</w:t>
             </w:r>
           </w:p>
         </w:tc>
@@ -2819,7 +2865,25 @@
                 <w:sz w:val="20"/>
                 <w:szCs w:val="20"/>
               </w:rPr>
-              <w:t xml:space="preserve">퇴비사 건축허가. 이후 2023. 10.~12. 악취 민원이 잇따르고 정읍시가 창고 밀폐를 지시(증 제9·16호증)</w:t>
+              <w:t xml:space="preserve">감곡면에 제출된 주민의견서: </w:t>
+            </w:r>
+            <w:r>
+              <w:rPr>
+                <w:rFonts w:ascii="바탕" w:cs="바탕" w:eastAsia="바탕" w:hAnsi="바탕"/>
+                <w:b/>
+                <w:bCs/>
+                <w:sz w:val="20"/>
+                <w:szCs w:val="20"/>
+              </w:rPr>
+              <w:t xml:space="preserve">"반대 의견 없음"</w:t>
+            </w:r>
+            <w:r>
+              <w:rPr>
+                <w:rFonts w:ascii="바탕" w:cs="바탕" w:eastAsia="바탕" w:hAnsi="바탕"/>
+                <w:sz w:val="20"/>
+                <w:szCs w:val="20"/>
+              </w:rPr>
+              <w:t xml:space="preserve">. 의견제출인은 공개본에서 가림 처리(증 제9호증)</w:t>
             </w:r>
           </w:p>
         </w:tc>
@@ -2856,7 +2920,7 @@
                 <w:sz w:val="20"/>
                 <w:szCs w:val="20"/>
               </w:rPr>
-              <w:t xml:space="preserve">2026. 9. 21.</w:t>
+              <w:t xml:space="preserve">2023. 8. 30.</w:t>
             </w:r>
           </w:p>
         </w:tc>
@@ -2888,7 +2952,7 @@
                 <w:sz w:val="20"/>
                 <w:szCs w:val="20"/>
               </w:rPr>
-              <w:t xml:space="preserve">위원회 답변: 순정축협으로부터 "후원금"을 받았다는 취지. 자료 공개 거부(증 제5호증)</w:t>
+              <w:t xml:space="preserve">"5개권역 환경개선위원회(4차)": 행사 예산을 "환경개선위원회 자금"으로 쓰기로 결의. 자연가 송완복을 5개권역 대표 촌장으로 선출(증 제14호증)</w:t>
             </w:r>
           </w:p>
         </w:tc>
@@ -2925,7 +2989,7 @@
                 <w:sz w:val="20"/>
                 <w:szCs w:val="20"/>
               </w:rPr>
-              <w:t xml:space="preserve">2026. 9. 22.</w:t>
+              <w:t xml:space="preserve">2023. 9. 21.</w:t>
             </w:r>
           </w:p>
         </w:tc>
@@ -2957,25 +3021,7 @@
                 <w:sz w:val="20"/>
                 <w:szCs w:val="20"/>
               </w:rPr>
-              <w:t xml:space="preserve">순정축협 답변: </w:t>
-            </w:r>
-            <w:r>
-              <w:rPr>
-                <w:rFonts w:ascii="바탕" w:cs="바탕" w:eastAsia="바탕" w:hAnsi="바탕"/>
-                <w:b/>
-                <w:bCs/>
-                <w:sz w:val="20"/>
-                <w:szCs w:val="20"/>
-              </w:rPr>
-              <w:t xml:space="preserve">1억 원</w:t>
-            </w:r>
-            <w:r>
-              <w:rPr>
-                <w:rFonts w:ascii="바탕" w:cs="바탕" w:eastAsia="바탕" w:hAnsi="바탕"/>
-                <w:sz w:val="20"/>
-                <w:szCs w:val="20"/>
-              </w:rPr>
-              <w:t xml:space="preserve">을 "환경개선사업비"로 지급결의서·회계전표·내부 의결을 거쳐 집행. 자료 미제공(증 제6호증)</w:t>
+              <w:t xml:space="preserve">퇴비사 건축허가. 이후 2023. 10.~12. 악취 민원이 잇따르고 정읍시가 창고 밀폐를 지시(증 제9·16호증)</w:t>
             </w:r>
           </w:p>
         </w:tc>
@@ -3012,7 +3058,7 @@
                 <w:sz w:val="20"/>
                 <w:szCs w:val="20"/>
               </w:rPr>
-              <w:t xml:space="preserve">2026. 10. 8.</w:t>
+              <w:t xml:space="preserve">2026. 9. 21.</w:t>
             </w:r>
           </w:p>
         </w:tc>
@@ -3044,7 +3090,76 @@
                 <w:sz w:val="20"/>
                 <w:szCs w:val="20"/>
               </w:rPr>
-              <w:t xml:space="preserve">정읍시 정보공개 결정: 위원회 관련 문서, 1억 원 관련 문서, 주민총회 결의서·위임장은 모두 </w:t>
+              <w:t xml:space="preserve">위원회 답변: 순정축협으로부터 "후원금"을 받았다는 취지. 자료 공개 거부(증 제5호증)</w:t>
+            </w:r>
+          </w:p>
+        </w:tc>
+      </w:tr>
+      <w:tr>
+        <w:trPr>
+          <w:cantSplit/>
+        </w:trPr>
+        <w:tc>
+          <w:tcPr>
+            <w:tcW w:type="dxa" w:w="1700"/>
+            <w:tcBorders>
+              <w:top w:val="single" w:color="000000" w:sz="6"/>
+              <w:left w:val="single" w:color="000000" w:sz="6"/>
+              <w:bottom w:val="single" w:color="000000" w:sz="6"/>
+              <w:right w:val="single" w:color="000000" w:sz="6"/>
+            </w:tcBorders>
+            <w:tcMar>
+              <w:top w:type="dxa" w:w="70"/>
+              <w:left w:type="dxa" w:w="120"/>
+              <w:bottom w:type="dxa" w:w="70"/>
+              <w:right w:type="dxa" w:w="120"/>
+            </w:tcMar>
+            <w:vAlign w:val="center"/>
+          </w:tcPr>
+          <w:p>
+            <w:pPr>
+              <w:spacing w:after="0" w:before="0" w:line="300"/>
+              <w:jc w:val="center"/>
+            </w:pPr>
+            <w:r>
+              <w:rPr>
+                <w:rFonts w:ascii="바탕" w:cs="바탕" w:eastAsia="바탕" w:hAnsi="바탕"/>
+                <w:sz w:val="20"/>
+                <w:szCs w:val="20"/>
+              </w:rPr>
+              <w:t xml:space="preserve">2026. 9. 22.</w:t>
+            </w:r>
+          </w:p>
+        </w:tc>
+        <w:tc>
+          <w:tcPr>
+            <w:tcW w:type="dxa" w:w="7938"/>
+            <w:tcBorders>
+              <w:top w:val="single" w:color="000000" w:sz="6"/>
+              <w:left w:val="single" w:color="000000" w:sz="6"/>
+              <w:bottom w:val="single" w:color="000000" w:sz="6"/>
+              <w:right w:val="single" w:color="000000" w:sz="6"/>
+            </w:tcBorders>
+            <w:tcMar>
+              <w:top w:type="dxa" w:w="70"/>
+              <w:left w:type="dxa" w:w="120"/>
+              <w:bottom w:type="dxa" w:w="70"/>
+              <w:right w:type="dxa" w:w="120"/>
+            </w:tcMar>
+            <w:vAlign w:val="center"/>
+          </w:tcPr>
+          <w:p>
+            <w:pPr>
+              <w:spacing w:after="0" w:before="0" w:line="300"/>
+              <w:jc w:val="both"/>
+            </w:pPr>
+            <w:r>
+              <w:rPr>
+                <w:rFonts w:ascii="바탕" w:cs="바탕" w:eastAsia="바탕" w:hAnsi="바탕"/>
+                <w:sz w:val="20"/>
+                <w:szCs w:val="20"/>
+              </w:rPr>
+              <w:t xml:space="preserve">순정축협 답변: </w:t>
             </w:r>
             <w:r>
               <w:rPr>
@@ -3054,6 +3169,93 @@
                 <w:sz w:val="20"/>
                 <w:szCs w:val="20"/>
               </w:rPr>
+              <w:t xml:space="preserve">1억 원</w:t>
+            </w:r>
+            <w:r>
+              <w:rPr>
+                <w:rFonts w:ascii="바탕" w:cs="바탕" w:eastAsia="바탕" w:hAnsi="바탕"/>
+                <w:sz w:val="20"/>
+                <w:szCs w:val="20"/>
+              </w:rPr>
+              <w:t xml:space="preserve">을 "환경개선사업비"로 지급결의서·회계전표·내부 의결을 거쳐 집행. 자료 미제공(증 제6호증)</w:t>
+            </w:r>
+          </w:p>
+        </w:tc>
+      </w:tr>
+      <w:tr>
+        <w:trPr>
+          <w:cantSplit/>
+        </w:trPr>
+        <w:tc>
+          <w:tcPr>
+            <w:tcW w:type="dxa" w:w="1700"/>
+            <w:tcBorders>
+              <w:top w:val="single" w:color="000000" w:sz="6"/>
+              <w:left w:val="single" w:color="000000" w:sz="6"/>
+              <w:bottom w:val="single" w:color="000000" w:sz="6"/>
+              <w:right w:val="single" w:color="000000" w:sz="6"/>
+            </w:tcBorders>
+            <w:tcMar>
+              <w:top w:type="dxa" w:w="70"/>
+              <w:left w:type="dxa" w:w="120"/>
+              <w:bottom w:type="dxa" w:w="70"/>
+              <w:right w:type="dxa" w:w="120"/>
+            </w:tcMar>
+            <w:vAlign w:val="center"/>
+          </w:tcPr>
+          <w:p>
+            <w:pPr>
+              <w:spacing w:after="0" w:before="0" w:line="300"/>
+              <w:jc w:val="center"/>
+            </w:pPr>
+            <w:r>
+              <w:rPr>
+                <w:rFonts w:ascii="바탕" w:cs="바탕" w:eastAsia="바탕" w:hAnsi="바탕"/>
+                <w:sz w:val="20"/>
+                <w:szCs w:val="20"/>
+              </w:rPr>
+              <w:t xml:space="preserve">2026. 10. 8.</w:t>
+            </w:r>
+          </w:p>
+        </w:tc>
+        <w:tc>
+          <w:tcPr>
+            <w:tcW w:type="dxa" w:w="7938"/>
+            <w:tcBorders>
+              <w:top w:val="single" w:color="000000" w:sz="6"/>
+              <w:left w:val="single" w:color="000000" w:sz="6"/>
+              <w:bottom w:val="single" w:color="000000" w:sz="6"/>
+              <w:right w:val="single" w:color="000000" w:sz="6"/>
+            </w:tcBorders>
+            <w:tcMar>
+              <w:top w:type="dxa" w:w="70"/>
+              <w:left w:type="dxa" w:w="120"/>
+              <w:bottom w:type="dxa" w:w="70"/>
+              <w:right w:type="dxa" w:w="120"/>
+            </w:tcMar>
+            <w:vAlign w:val="center"/>
+          </w:tcPr>
+          <w:p>
+            <w:pPr>
+              <w:spacing w:after="0" w:before="0" w:line="300"/>
+              <w:jc w:val="both"/>
+            </w:pPr>
+            <w:r>
+              <w:rPr>
+                <w:rFonts w:ascii="바탕" w:cs="바탕" w:eastAsia="바탕" w:hAnsi="바탕"/>
+                <w:sz w:val="20"/>
+                <w:szCs w:val="20"/>
+              </w:rPr>
+              <w:t xml:space="preserve">정읍시 정보공개 결정: 위원회 관련 문서, 1억 원 관련 문서, 주민총회 결의서·위임장은 모두 </w:t>
+            </w:r>
+            <w:r>
+              <w:rPr>
+                <w:rFonts w:ascii="바탕" w:cs="바탕" w:eastAsia="바탕" w:hAnsi="바탕"/>
+                <w:b/>
+                <w:bCs/>
+                <w:sz w:val="20"/>
+                <w:szCs w:val="20"/>
+              </w:rPr>
               <w:t xml:space="preserve">"정보부존재"</w:t>
             </w:r>
             <w:r>
@@ -3063,6 +3265,75 @@
                 <w:szCs w:val="20"/>
               </w:rPr>
               <w:t xml:space="preserve">(증 제16호증)</w:t>
+            </w:r>
+          </w:p>
+        </w:tc>
+      </w:tr>
+      <w:tr>
+        <w:trPr>
+          <w:cantSplit/>
+        </w:trPr>
+        <w:tc>
+          <w:tcPr>
+            <w:tcW w:type="dxa" w:w="1700"/>
+            <w:tcBorders>
+              <w:top w:val="single" w:color="000000" w:sz="6"/>
+              <w:left w:val="single" w:color="000000" w:sz="6"/>
+              <w:bottom w:val="single" w:color="000000" w:sz="6"/>
+              <w:right w:val="single" w:color="000000" w:sz="6"/>
+            </w:tcBorders>
+            <w:tcMar>
+              <w:top w:type="dxa" w:w="70"/>
+              <w:left w:type="dxa" w:w="120"/>
+              <w:bottom w:type="dxa" w:w="70"/>
+              <w:right w:type="dxa" w:w="120"/>
+            </w:tcMar>
+            <w:vAlign w:val="center"/>
+          </w:tcPr>
+          <w:p>
+            <w:pPr>
+              <w:spacing w:after="0" w:before="0" w:line="300"/>
+              <w:jc w:val="center"/>
+            </w:pPr>
+            <w:r>
+              <w:rPr>
+                <w:rFonts w:ascii="바탕" w:cs="바탕" w:eastAsia="바탕" w:hAnsi="바탕"/>
+                <w:sz w:val="20"/>
+                <w:szCs w:val="20"/>
+              </w:rPr>
+              <w:t xml:space="preserve">2026. 10. 22.</w:t>
+            </w:r>
+          </w:p>
+        </w:tc>
+        <w:tc>
+          <w:tcPr>
+            <w:tcW w:type="dxa" w:w="7938"/>
+            <w:tcBorders>
+              <w:top w:val="single" w:color="000000" w:sz="6"/>
+              <w:left w:val="single" w:color="000000" w:sz="6"/>
+              <w:bottom w:val="single" w:color="000000" w:sz="6"/>
+              <w:right w:val="single" w:color="000000" w:sz="6"/>
+            </w:tcBorders>
+            <w:tcMar>
+              <w:top w:type="dxa" w:w="70"/>
+              <w:left w:type="dxa" w:w="120"/>
+              <w:bottom w:type="dxa" w:w="70"/>
+              <w:right w:type="dxa" w:w="120"/>
+            </w:tcMar>
+            <w:vAlign w:val="center"/>
+          </w:tcPr>
+          <w:p>
+            <w:pPr>
+              <w:spacing w:after="0" w:before="0" w:line="300"/>
+              <w:jc w:val="both"/>
+            </w:pPr>
+            <w:r>
+              <w:rPr>
+                <w:rFonts w:ascii="바탕" w:cs="바탕" w:eastAsia="바탕" w:hAnsi="바탕"/>
+                <w:sz w:val="20"/>
+                <w:szCs w:val="20"/>
+              </w:rPr>
+              <w:t xml:space="preserve">농협중앙회 전북본부 민원회신: 1. 31. 이사회 논의, 2. 7. 지급, 정산 규정 부재 확인. 세부 자료는 비공개(증 제17호증)</w:t>
             </w:r>
           </w:p>
         </w:tc>
@@ -3924,7 +4195,7 @@
                 <w:sz w:val="20"/>
                 <w:szCs w:val="20"/>
               </w:rPr>
-              <w:t xml:space="preserve">2023. 5. 2. 이전</w:t>
+              <w:t xml:space="preserve">2023. 1. 31.</w:t>
             </w:r>
           </w:p>
         </w:tc>
@@ -3956,7 +4227,7 @@
                 <w:sz w:val="20"/>
                 <w:szCs w:val="20"/>
               </w:rPr>
-              <w:t xml:space="preserve">위원회, </w:t>
+              <w:t xml:space="preserve">순정축협 이사회: 위원회 </w:t>
             </w:r>
             <w:r>
               <w:rPr>
@@ -3966,15 +4237,15 @@
                 <w:sz w:val="20"/>
                 <w:szCs w:val="20"/>
               </w:rPr>
-              <w:t xml:space="preserve">"순정축협에서 받은 돈"</w:t>
-            </w:r>
-            <w:r>
-              <w:rPr>
-                <w:rFonts w:ascii="바탕" w:cs="바탕" w:eastAsia="바탕" w:hAnsi="바탕"/>
-                <w:sz w:val="20"/>
-                <w:szCs w:val="20"/>
-              </w:rPr>
-              <w:t xml:space="preserve"> 보유 (5. 2. 회의록)</w:t>
+              <w:t xml:space="preserve">구성(위원장 등)·협력사항·환경개선사업비</w:t>
+            </w:r>
+            <w:r>
+              <w:rPr>
+                <w:rFonts w:ascii="바탕" w:cs="바탕" w:eastAsia="바탕" w:hAnsi="바탕"/>
+                <w:sz w:val="20"/>
+                <w:szCs w:val="20"/>
+              </w:rPr>
+              <w:t xml:space="preserve"> 논의</w:t>
             </w:r>
           </w:p>
         </w:tc>
@@ -4011,7 +4282,7 @@
                 <w:sz w:val="20"/>
                 <w:szCs w:val="20"/>
               </w:rPr>
-              <w:t xml:space="preserve">2023. 5. 3.</w:t>
+              <w:t xml:space="preserve">2023. 2. 7.</w:t>
             </w:r>
           </w:p>
         </w:tc>
@@ -4037,14 +4308,6 @@
               <w:spacing w:after="0" w:before="0" w:line="300"/>
               <w:jc w:val="both"/>
             </w:pPr>
-            <w:r>
-              <w:rPr>
-                <w:rFonts w:ascii="바탕" w:cs="바탕" w:eastAsia="바탕" w:hAnsi="바탕"/>
-                <w:sz w:val="20"/>
-                <w:szCs w:val="20"/>
-              </w:rPr>
-              <w:t xml:space="preserve">순정축협, 퇴비사 997.5㎡ </w:t>
-            </w:r>
             <w:r>
               <w:rPr>
                 <w:rFonts w:ascii="바탕" w:cs="바탕" w:eastAsia="바탕" w:hAnsi="바탕"/>
@@ -4053,7 +4316,15 @@
                 <w:sz w:val="20"/>
                 <w:szCs w:val="20"/>
               </w:rPr>
-              <w:t xml:space="preserve">신축허가 신청</w:t>
+              <w:t xml:space="preserve">1억 원 지급</w:t>
+            </w:r>
+            <w:r>
+              <w:rPr>
+                <w:rFonts w:ascii="바탕" w:cs="바탕" w:eastAsia="바탕" w:hAnsi="바탕"/>
+                <w:sz w:val="20"/>
+                <w:szCs w:val="20"/>
+              </w:rPr>
+              <w:t xml:space="preserve"> (지출처: 위원회, 정산 규정 없음)</w:t>
             </w:r>
           </w:p>
         </w:tc>
@@ -4090,7 +4361,7 @@
                 <w:sz w:val="20"/>
                 <w:szCs w:val="20"/>
               </w:rPr>
-              <w:t xml:space="preserve">2023. 7. 20.</w:t>
+              <w:t xml:space="preserve">2023. 5. 2.</w:t>
             </w:r>
           </w:p>
         </w:tc>
@@ -4122,7 +4393,7 @@
                 <w:sz w:val="20"/>
                 <w:szCs w:val="20"/>
               </w:rPr>
-              <w:t xml:space="preserve">주민의견서 </w:t>
+              <w:t xml:space="preserve">위원회, </w:t>
             </w:r>
             <w:r>
               <w:rPr>
@@ -4132,15 +4403,15 @@
                 <w:sz w:val="20"/>
                 <w:szCs w:val="20"/>
               </w:rPr>
-              <w:t xml:space="preserve">"반대 의견 없음"</w:t>
-            </w:r>
-            <w:r>
-              <w:rPr>
-                <w:rFonts w:ascii="바탕" w:cs="바탕" w:eastAsia="바탕" w:hAnsi="바탕"/>
-                <w:sz w:val="20"/>
-                <w:szCs w:val="20"/>
-              </w:rPr>
-              <w:t xml:space="preserve"> (제출인 가림)</w:t>
+              <w:t xml:space="preserve">"순정축협에서 받은 돈"</w:t>
+            </w:r>
+            <w:r>
+              <w:rPr>
+                <w:rFonts w:ascii="바탕" w:cs="바탕" w:eastAsia="바탕" w:hAnsi="바탕"/>
+                <w:sz w:val="20"/>
+                <w:szCs w:val="20"/>
+              </w:rPr>
+              <w:t xml:space="preserve"> 용처 논의 (축협 시설, 축협 직원 사회)</w:t>
             </w:r>
           </w:p>
         </w:tc>
@@ -4177,6 +4448,172 @@
                 <w:sz w:val="20"/>
                 <w:szCs w:val="20"/>
               </w:rPr>
+              <w:t xml:space="preserve">2023. 5. 3.</w:t>
+            </w:r>
+          </w:p>
+        </w:tc>
+        <w:tc>
+          <w:tcPr>
+            <w:tcW w:type="dxa" w:w="7738"/>
+            <w:tcBorders>
+              <w:top w:val="single" w:color="000000" w:sz="6"/>
+              <w:left w:val="single" w:color="000000" w:sz="6"/>
+              <w:bottom w:val="single" w:color="000000" w:sz="6"/>
+              <w:right w:val="single" w:color="000000" w:sz="6"/>
+            </w:tcBorders>
+            <w:tcMar>
+              <w:top w:type="dxa" w:w="70"/>
+              <w:left w:type="dxa" w:w="120"/>
+              <w:bottom w:type="dxa" w:w="70"/>
+              <w:right w:type="dxa" w:w="120"/>
+            </w:tcMar>
+            <w:vAlign w:val="center"/>
+          </w:tcPr>
+          <w:p>
+            <w:pPr>
+              <w:spacing w:after="0" w:before="0" w:line="300"/>
+              <w:jc w:val="both"/>
+            </w:pPr>
+            <w:r>
+              <w:rPr>
+                <w:rFonts w:ascii="바탕" w:cs="바탕" w:eastAsia="바탕" w:hAnsi="바탕"/>
+                <w:sz w:val="20"/>
+                <w:szCs w:val="20"/>
+              </w:rPr>
+              <w:t xml:space="preserve">순정축협, 퇴비사 997.5㎡ </w:t>
+            </w:r>
+            <w:r>
+              <w:rPr>
+                <w:rFonts w:ascii="바탕" w:cs="바탕" w:eastAsia="바탕" w:hAnsi="바탕"/>
+                <w:b/>
+                <w:bCs/>
+                <w:sz w:val="20"/>
+                <w:szCs w:val="20"/>
+              </w:rPr>
+              <w:t xml:space="preserve">신축허가 신청</w:t>
+            </w:r>
+          </w:p>
+        </w:tc>
+      </w:tr>
+      <w:tr>
+        <w:trPr>
+          <w:cantSplit/>
+        </w:trPr>
+        <w:tc>
+          <w:tcPr>
+            <w:tcW w:type="dxa" w:w="1900"/>
+            <w:tcBorders>
+              <w:top w:val="single" w:color="000000" w:sz="6"/>
+              <w:left w:val="single" w:color="000000" w:sz="6"/>
+              <w:bottom w:val="single" w:color="000000" w:sz="6"/>
+              <w:right w:val="single" w:color="000000" w:sz="6"/>
+            </w:tcBorders>
+            <w:tcMar>
+              <w:top w:type="dxa" w:w="70"/>
+              <w:left w:type="dxa" w:w="120"/>
+              <w:bottom w:type="dxa" w:w="70"/>
+              <w:right w:type="dxa" w:w="120"/>
+            </w:tcMar>
+            <w:vAlign w:val="center"/>
+          </w:tcPr>
+          <w:p>
+            <w:pPr>
+              <w:spacing w:after="0" w:before="0" w:line="300"/>
+              <w:jc w:val="center"/>
+            </w:pPr>
+            <w:r>
+              <w:rPr>
+                <w:rFonts w:ascii="바탕" w:cs="바탕" w:eastAsia="바탕" w:hAnsi="바탕"/>
+                <w:sz w:val="20"/>
+                <w:szCs w:val="20"/>
+              </w:rPr>
+              <w:t xml:space="preserve">2023. 7. 20.</w:t>
+            </w:r>
+          </w:p>
+        </w:tc>
+        <w:tc>
+          <w:tcPr>
+            <w:tcW w:type="dxa" w:w="7738"/>
+            <w:tcBorders>
+              <w:top w:val="single" w:color="000000" w:sz="6"/>
+              <w:left w:val="single" w:color="000000" w:sz="6"/>
+              <w:bottom w:val="single" w:color="000000" w:sz="6"/>
+              <w:right w:val="single" w:color="000000" w:sz="6"/>
+            </w:tcBorders>
+            <w:tcMar>
+              <w:top w:type="dxa" w:w="70"/>
+              <w:left w:type="dxa" w:w="120"/>
+              <w:bottom w:type="dxa" w:w="70"/>
+              <w:right w:type="dxa" w:w="120"/>
+            </w:tcMar>
+            <w:vAlign w:val="center"/>
+          </w:tcPr>
+          <w:p>
+            <w:pPr>
+              <w:spacing w:after="0" w:before="0" w:line="300"/>
+              <w:jc w:val="both"/>
+            </w:pPr>
+            <w:r>
+              <w:rPr>
+                <w:rFonts w:ascii="바탕" w:cs="바탕" w:eastAsia="바탕" w:hAnsi="바탕"/>
+                <w:sz w:val="20"/>
+                <w:szCs w:val="20"/>
+              </w:rPr>
+              <w:t xml:space="preserve">주민의견서 </w:t>
+            </w:r>
+            <w:r>
+              <w:rPr>
+                <w:rFonts w:ascii="바탕" w:cs="바탕" w:eastAsia="바탕" w:hAnsi="바탕"/>
+                <w:b/>
+                <w:bCs/>
+                <w:sz w:val="20"/>
+                <w:szCs w:val="20"/>
+              </w:rPr>
+              <w:t xml:space="preserve">"반대 의견 없음"</w:t>
+            </w:r>
+            <w:r>
+              <w:rPr>
+                <w:rFonts w:ascii="바탕" w:cs="바탕" w:eastAsia="바탕" w:hAnsi="바탕"/>
+                <w:sz w:val="20"/>
+                <w:szCs w:val="20"/>
+              </w:rPr>
+              <w:t xml:space="preserve"> (제출인 가림)</w:t>
+            </w:r>
+          </w:p>
+        </w:tc>
+      </w:tr>
+      <w:tr>
+        <w:trPr>
+          <w:cantSplit/>
+        </w:trPr>
+        <w:tc>
+          <w:tcPr>
+            <w:tcW w:type="dxa" w:w="1900"/>
+            <w:tcBorders>
+              <w:top w:val="single" w:color="000000" w:sz="6"/>
+              <w:left w:val="single" w:color="000000" w:sz="6"/>
+              <w:bottom w:val="single" w:color="000000" w:sz="6"/>
+              <w:right w:val="single" w:color="000000" w:sz="6"/>
+            </w:tcBorders>
+            <w:tcMar>
+              <w:top w:type="dxa" w:w="70"/>
+              <w:left w:type="dxa" w:w="120"/>
+              <w:bottom w:type="dxa" w:w="70"/>
+              <w:right w:type="dxa" w:w="120"/>
+            </w:tcMar>
+            <w:vAlign w:val="center"/>
+          </w:tcPr>
+          <w:p>
+            <w:pPr>
+              <w:spacing w:after="0" w:before="0" w:line="300"/>
+              <w:jc w:val="center"/>
+            </w:pPr>
+            <w:r>
+              <w:rPr>
+                <w:rFonts w:ascii="바탕" w:cs="바탕" w:eastAsia="바탕" w:hAnsi="바탕"/>
+                <w:sz w:val="20"/>
+                <w:szCs w:val="20"/>
+              </w:rPr>
               <w:t xml:space="preserve">2023. 9. 21.</w:t>
             </w:r>
           </w:p>
@@ -4227,7 +4664,7 @@
           <w:sz w:val="22"/>
           <w:szCs w:val="22"/>
         </w:rPr>
-        <w:t xml:space="preserve">이 흐름에 비추어 보면, 순정축협으로서는 퇴비사를 늘리기 위하여 위원장과의 협의·합의가 필요하였고, 위원장 측으로서는 그 협의권을 행사할 지위에 있었습니다. 그 사이에 순정축협의 돈이 위원회에 지급되었고, 이후 주민들의 의견을 묻는 절차 없이 "반대 의견 없음" 의견서가 제출되었습니다. 결국 </w:t>
+        <w:t xml:space="preserve">이 흐름에 비추어 보면, 순정축협으로서는 퇴비사를 늘리기 위하여 위원장과의 협의·합의가 필요하였고, 위원장 측으로서는 그 협의권을 행사할 지위에 있었습니다. 그 사이인 2023. 2. 7. 순정축협의 돈 1억 원이 위원회에 지급되었고(신축허가 신청 85일 전, "반대 의견 없음" 163일 전), 이후 주민들의 의견을 묻는 절차 없이 "반대 의견 없음" 의견서가 제출되었습니다. 결국 </w:t>
       </w:r>
       <w:r>
         <w:rPr>
@@ -5108,7 +5545,22 @@
           <w:sz w:val="22"/>
           <w:szCs w:val="22"/>
         </w:rPr>
-        <w:t xml:space="preserve">순정축협은 1억 원을 "지역 환경정비, 폐기물 처리, 악취저감 활동 및 공동체 환경개선사업"에 쓰도록 마련한 환경개선사업비라고 밝혔습니다(증 제6호증). 이 설명대로라면 위 금원은 용도가 특정된 위탁금이고, 이를 보관하는 사람은 정해진 용도로만 사용할 의무가 있습니다.</w:t>
+        <w:t xml:space="preserve">순정축협은 1억 원을 "지역 환경정비, 폐기물 처리, 악취저감 활동 및 공동체 환경개선사업"에 쓰도록 마련한 환경개선사업비라고 밝혔습니다(증 제6호증). 농협중앙회 전북본부도 축협 자료를 검토한 결과, 위 금원이 2023. 2. 7. 위원회에 "지역의 환경문제 해결(환경정비, 폐기물 처리, 악취저감 등)과 주민공동체를 위한 공익사업 등에 사용되도록" 지출되었다고 회신하였습니다(증 제17호증). 이 설명대로라면 위 금원은 용도가 특정된 위탁금이고, 이를 보관하는 사람은 정해진 용도로만 사용할 의무가 있습니다.</w:t>
+      </w:r>
+    </w:p>
+    <w:p>
+      <w:pPr>
+        <w:spacing w:after="100" w:before="0" w:line="340"/>
+        <w:ind w:firstLine="220"/>
+        <w:jc w:val="both"/>
+      </w:pPr>
+      <w:r>
+        <w:rPr>
+          <w:rFonts w:ascii="바탕" w:cs="바탕" w:eastAsia="바탕" w:hAnsi="바탕"/>
+          <w:sz w:val="22"/>
+          <w:szCs w:val="22"/>
+        </w:rPr>
+        <w:t xml:space="preserve">피고발인 측은 농협중앙회 회신의 "지출 후 사용내역 정산 등에 관한 자료 점검사항은 명문화된 바 없음"이라는 부분을 들어, 위 금원이 용도가 제한되지 않은 자유로운 돈이었다고 주장할 수 있습니다. 그러나 정산 절차를 정하지 않은 것은 지급자인 순정축협의 관리상 문제일 뿐입니다. 지급 목적과 용도가 축협 답변서와 농협중앙회 회신에서 일관되게 특정되어 있는 이상, 보관자인 위원회가 그 용도에 구속되지 않는다고 볼 수 없습니다. 오히려 사후 점검 장치가 없었기 때문에 목적 외 사용 여부를 계좌와 증빙으로 확인할 필요가 더 큽니다.</w:t>
       </w:r>
     </w:p>
     <w:p>
@@ -5614,7 +6066,43 @@
           <w:sz w:val="22"/>
           <w:szCs w:val="22"/>
         </w:rPr>
-        <w:t xml:space="preserve">을 의심할 만한 사정입니다.</w:t>
+        <w:t xml:space="preserve">을 의심할 만한 사정입니다. 더욱이 협약 바로 다음 날인 2023. 1. 31. 순정축협 이사회는 </w:t>
+      </w:r>
+      <w:r>
+        <w:rPr>
+          <w:rFonts w:ascii="바탕" w:cs="바탕" w:eastAsia="바탕" w:hAnsi="바탕"/>
+          <w:b/>
+          <w:bCs/>
+          <w:sz w:val="22"/>
+          <w:szCs w:val="22"/>
+        </w:rPr>
+        <w:t xml:space="preserve">위원회의 "협력사항"과 "인수·가동을 위한" 환경개선사업비를 함께 논의</w:t>
+      </w:r>
+      <w:r>
+        <w:rPr>
+          <w:rFonts w:ascii="바탕" w:cs="바탕" w:eastAsia="바탕" w:hAnsi="바탕"/>
+          <w:sz w:val="22"/>
+          <w:szCs w:val="22"/>
+        </w:rPr>
+        <w:t xml:space="preserve">하였고, 7일 뒤 1억 원을 지급하였습니다(증 제17호증). 금원과 협력 약정이 같은 안건으로 다루어졌다는 것은 금원이 협력의 대가였는지 수사할 필요성을 뒷받침합니다. 또한 같은 이사회가 돈을 받을 </w:t>
+      </w:r>
+      <w:r>
+        <w:rPr>
+          <w:rFonts w:ascii="바탕" w:cs="바탕" w:eastAsia="바탕" w:hAnsi="바탕"/>
+          <w:b/>
+          <w:bCs/>
+          <w:sz w:val="22"/>
+          <w:szCs w:val="22"/>
+        </w:rPr>
+        <w:t xml:space="preserve">위원회의 구성(위원장 등)</w:t>
+      </w:r>
+      <w:r>
+        <w:rPr>
+          <w:rFonts w:ascii="바탕" w:cs="바탕" w:eastAsia="바탕" w:hAnsi="바탕"/>
+          <w:sz w:val="22"/>
+          <w:szCs w:val="22"/>
+        </w:rPr>
+        <w:t xml:space="preserve">까지 논의하였다는 점은, 위원회가 순정축협으로부터 독립된 주민 교섭 주체였는지에 근본적인 의문을 제기합니다.</w:t>
       </w:r>
     </w:p>
     <w:p>
@@ -5975,7 +6463,40 @@
           <w:sz w:val="22"/>
           <w:szCs w:val="22"/>
         </w:rPr>
-        <w:t xml:space="preserve">또한 순정축협은 2026. 9. 22.자 답변에서 자연가 송완복 이사장이 시설 인수 과정에 협력하였고 관련 금원을 "개인적으로 받지 않고 공익사업에 사용해 달라"는 뜻을 밝혔다고 설명하였습니다. 만일 위 1억 원이 실질적으로 송완복 개인에 대한 인수 협력 대가(중개·자문 보수 등)였다면, 그 지급 근거와 회계 처리는 조합의 업무상배임 및 세무 문제와 직결됩니다. 이 점에 대한 수사도 필요합니다.</w:t>
+        <w:t xml:space="preserve">특히 농협중앙회 회신에 따르면, 순정축협은 1억 원을 외부 단체에 지급하면서 </w:t>
+      </w:r>
+      <w:r>
+        <w:rPr>
+          <w:rFonts w:ascii="바탕" w:cs="바탕" w:eastAsia="바탕" w:hAnsi="바탕"/>
+          <w:b/>
+          <w:bCs/>
+          <w:sz w:val="22"/>
+          <w:szCs w:val="22"/>
+        </w:rPr>
+        <w:t xml:space="preserve">사용내역 정산·점검에 관한 규정을 전혀 두지 않았습니다</w:t>
+      </w:r>
+      <w:r>
+        <w:rPr>
+          <w:rFonts w:ascii="바탕" w:cs="바탕" w:eastAsia="바탕" w:hAnsi="바탕"/>
+          <w:sz w:val="22"/>
+          <w:szCs w:val="22"/>
+        </w:rPr>
+        <w:t xml:space="preserve">(증 제17호증). 조합 재산을 사후 통제 장치 없이 지급한 것은 조합 재산을 관리할 임무를 소홀히 한 정황입니다. 또한 1. 17. 공문은 "이사회 의결 후 집행"을 예정하였는데 협약은 이사회(1. 31.)보다 하루 먼저 체결되었으므로, 이사회가 사전 의결이 아닌 사후 추인 형식으로 운영된 것은 아닌지도 확인되어야 합니다.</w:t>
+      </w:r>
+    </w:p>
+    <w:p>
+      <w:pPr>
+        <w:spacing w:after="100" w:before="0" w:line="340"/>
+        <w:ind w:firstLine="220"/>
+        <w:jc w:val="both"/>
+      </w:pPr>
+      <w:r>
+        <w:rPr>
+          <w:rFonts w:ascii="바탕" w:cs="바탕" w:eastAsia="바탕" w:hAnsi="바탕"/>
+          <w:sz w:val="22"/>
+          <w:szCs w:val="22"/>
+        </w:rPr>
+        <w:t xml:space="preserve">또한 순정축협은 2026. 9. 22.자 답변에서 자연가 송완복 이사장이 시설 인수 과정에 협력하였고 관련 금원을 "개인적으로 받지 않고 공익사업에 사용해 달라"는 뜻을 밝혔다고 설명하였습니다. 만일 위 1억 원이 실질적으로 송완복 개인에 대한 인수 협력 대가(중개·자문 보수 등)였다면, 그 지급 근거와 회계 처리는 조합의 업무상배임 및 세무 문제와 직결됩니다. 이 점에 대한 수사도 필요합니다. 한편 농협중앙회 회신은 같은 금원을 "기존 사업자와의 원활한 협의 및 문제 개선을 위한 의견을 존중하여" 지출한 것이라고 설명하여, 송완복 개인 몫이라는 설명은 빠져 있습니다(증 제17호증). 금원의 원래 명목에 관한 설명이 일관되지 않으므로 그 실체를 밝혀 주시기 바랍니다.</w:t>
       </w:r>
     </w:p>
     <w:p>
@@ -6364,10 +6885,38 @@
             <w:r>
               <w:rPr>
                 <w:rFonts w:ascii="바탕" w:cs="바탕" w:eastAsia="바탕" w:hAnsi="바탕"/>
-                <w:sz w:val="20"/>
-                <w:szCs w:val="20"/>
-              </w:rPr>
-              <w:t xml:space="preserve">1억 원 관련 품의서, 지급결의서, 회계전표, 예산서, 이사회·대의원회 의사록, 지원 협약서·조건, 수령증, 송금 확인자료, 정산 보고서. 단일 지급인지 분할 지급인지, 지급일·계정과목·기안자·결재권자·실제 수령 계좌.</w:t>
+                <w:b/>
+                <w:bCs/>
+                <w:sz w:val="20"/>
+                <w:szCs w:val="20"/>
+              </w:rPr>
+              <w:t xml:space="preserve">2023. 1. 31. 이사회 의사록</w:t>
+            </w:r>
+            <w:r>
+              <w:rPr>
+                <w:rFonts w:ascii="바탕" w:cs="바탕" w:eastAsia="바탕" w:hAnsi="바탕"/>
+                <w:sz w:val="20"/>
+                <w:szCs w:val="20"/>
+              </w:rPr>
+              <w:t xml:space="preserve">(안건·발언·의결 내용, 위원회 구성 논의 부분 포함), </w:t>
+            </w:r>
+            <w:r>
+              <w:rPr>
+                <w:rFonts w:ascii="바탕" w:cs="바탕" w:eastAsia="바탕" w:hAnsi="바탕"/>
+                <w:b/>
+                <w:bCs/>
+                <w:sz w:val="20"/>
+                <w:szCs w:val="20"/>
+              </w:rPr>
+              <w:t xml:space="preserve">2023. 2. 7. 지급</w:t>
+            </w:r>
+            <w:r>
+              <w:rPr>
+                <w:rFonts w:ascii="바탕" w:cs="바탕" w:eastAsia="바탕" w:hAnsi="바탕"/>
+                <w:sz w:val="20"/>
+                <w:szCs w:val="20"/>
+              </w:rPr>
+              <w:t xml:space="preserve"> 관련 품의서, 지급결의서, 회계전표, 예산서, 이사회·대의원회 의사록, 지원 협약서·조건, 수령증, 송금 확인자료, 정산 보고서. 단일 지급인지 분할 지급인지, 지급일·계정과목·기안자·결재권자·실제 수령 계좌.</w:t>
             </w:r>
           </w:p>
         </w:tc>
@@ -6439,7 +6988,7 @@
                 <w:sz w:val="20"/>
                 <w:szCs w:val="20"/>
               </w:rPr>
-              <w:t xml:space="preserve">입금 계좌의 명의인과 실질 관리자, 입금일부터 현재까지 출금·이체·현금 인출 내역, 연결 계좌와 현금 사용처.</w:t>
+              <w:t xml:space="preserve">2023. 2. 7. 입금 계좌의 명의인과 실질 관리자, 입금일부터 현재까지 출금·이체·현금 인출 내역, 연결 계좌와 현금 사용처.</w:t>
             </w:r>
           </w:p>
         </w:tc>
@@ -6833,7 +7382,7 @@
           <w:sz w:val="22"/>
           <w:szCs w:val="22"/>
         </w:rPr>
-        <w:t xml:space="preserve">순정축협이 위원회에 1억 원을 지급하였다는 사실은 순정축협 스스로 인정하고 있습니다. 위원회도 순정축협으로부터 돈을 받았다고 인정하였습니다. 그러나 정작 그 돈을 받을 근거가 된 "5개 마을 주민"들은 지급 사실도, 사용처도 알지 못하고 있습니다. 정읍시에도 이에 관한 문서가 존재하지 않습니다.</w:t>
+        <w:t xml:space="preserve">순정축협이 2023. 2. 7. 위원회에 1억 원을 지급하였다는 사실은 순정축협 스스로 인정하였고 농협중앙회도 확인하였습니다. 그런데도 그 사용내역을 정산·점검하는 장치는 없었습니다. 위원회도 순정축협으로부터 돈을 받았다고 인정하였습니다. 그러나 정작 그 돈을 받을 근거가 된 "5개 마을 주민"들은 지급 사실도, 사용처도 알지 못하고 있습니다. 정읍시에도 이에 관한 문서가 존재하지 않습니다.</w:t>
       </w:r>
     </w:p>
     <w:p>
@@ -8075,6 +8624,75 @@
                 <w:szCs w:val="20"/>
               </w:rPr>
               <w:t xml:space="preserve">정읍시 정보공개 결정 통지서(2026. 10. 8., 건축과-49256) 및 퇴비사 건축허가·사용승인 서류 ("정보부존재" 부분 포함)</w:t>
+            </w:r>
+          </w:p>
+        </w:tc>
+      </w:tr>
+      <w:tr>
+        <w:trPr>
+          <w:cantSplit/>
+        </w:trPr>
+        <w:tc>
+          <w:tcPr>
+            <w:tcW w:type="dxa" w:w="1500"/>
+            <w:tcBorders>
+              <w:top w:val="single" w:color="000000" w:sz="6"/>
+              <w:left w:val="single" w:color="000000" w:sz="6"/>
+              <w:bottom w:val="single" w:color="000000" w:sz="6"/>
+              <w:right w:val="single" w:color="000000" w:sz="6"/>
+            </w:tcBorders>
+            <w:tcMar>
+              <w:top w:type="dxa" w:w="70"/>
+              <w:left w:type="dxa" w:w="120"/>
+              <w:bottom w:type="dxa" w:w="70"/>
+              <w:right w:type="dxa" w:w="120"/>
+            </w:tcMar>
+            <w:vAlign w:val="center"/>
+          </w:tcPr>
+          <w:p>
+            <w:pPr>
+              <w:spacing w:after="0" w:before="0" w:line="300"/>
+              <w:jc w:val="center"/>
+            </w:pPr>
+            <w:r>
+              <w:rPr>
+                <w:rFonts w:ascii="바탕" w:cs="바탕" w:eastAsia="바탕" w:hAnsi="바탕"/>
+                <w:sz w:val="20"/>
+                <w:szCs w:val="20"/>
+              </w:rPr>
+              <w:t xml:space="preserve">증 제17호증</w:t>
+            </w:r>
+          </w:p>
+        </w:tc>
+        <w:tc>
+          <w:tcPr>
+            <w:tcW w:type="dxa" w:w="8138"/>
+            <w:tcBorders>
+              <w:top w:val="single" w:color="000000" w:sz="6"/>
+              <w:left w:val="single" w:color="000000" w:sz="6"/>
+              <w:bottom w:val="single" w:color="000000" w:sz="6"/>
+              <w:right w:val="single" w:color="000000" w:sz="6"/>
+            </w:tcBorders>
+            <w:tcMar>
+              <w:top w:type="dxa" w:w="70"/>
+              <w:left w:type="dxa" w:w="120"/>
+              <w:bottom w:type="dxa" w:w="70"/>
+              <w:right w:type="dxa" w:w="120"/>
+            </w:tcMar>
+            <w:vAlign w:val="center"/>
+          </w:tcPr>
+          <w:p>
+            <w:pPr>
+              <w:spacing w:after="0" w:before="0" w:line="300"/>
+              <w:jc w:val="both"/>
+            </w:pPr>
+            <w:r>
+              <w:rPr>
+                <w:rFonts w:ascii="바탕" w:cs="바탕" w:eastAsia="바탕" w:hAnsi="바탕"/>
+                <w:sz w:val="20"/>
+                <w:szCs w:val="20"/>
+              </w:rPr>
+              <w:t xml:space="preserve">농협중앙회 전북본부 민원회신 (2026. 10. 22., 지본(전북)17201-31794, 2쪽. 2023. 1. 31. 이사회 논의, 2023. 2. 7. 지급, 사용내역 정산 규정 부재)</w:t>
             </w:r>
           </w:p>
         </w:tc>
